--- a/Publicacoes/RespostaAoProfessor_Analise10.docx
+++ b/Publicacoes/RespostaAoProfessor_Analise10.docx
@@ -690,7 +690,7 @@
           <w:rFonts w:ascii="Calibri" w:hAnsi="Calibri"/>
           <w:sz w:val="22"/>
         </w:rPr>
-        <w:t>onde $W(x) = \text{diag}(w_1(x), \dots, w_M(x))$ com $w_c(x) = \frac{\beta}{4} \sigma(\beta g_c(x))[1 - \sigma(\beta g_c(x))] &gt; 0$ para todo $x \in \mathbb{R}^N$ e $\beta &lt; \infty$.</w:t>
+        <w:t>onde $W(x) = \text{diag}(w_1(x), \dots, w_M(x))$ com $w_c(x) = \beta \sigma(\beta g_c(x))[1 - \sigma(\beta g_c(x))] &gt; 0$ para todo $x \in \mathbb{R}^N$ e $\beta &lt; \infty$.</w:t>
       </w:r>
     </w:p>
     <w:p>
@@ -795,7 +795,7 @@
           <w:rFonts w:ascii="Calibri" w:hAnsi="Calibri"/>
           <w:sz w:val="22"/>
         </w:rPr>
-        <w:t>- **Cota Superior:** Para qualquer ponto $x$, como $w_c(x) \le \beta/16$, temos:</w:t>
+        <w:t>- **Cota Superior:** Para qualquer ponto $x$, como $w_c(x) \le \beta/4$, temos:</w:t>
       </w:r>
     </w:p>
     <w:p>
@@ -804,7 +804,7 @@
           <w:rFonts w:ascii="Calibri" w:hAnsi="Calibri"/>
           <w:sz w:val="22"/>
         </w:rPr>
-        <w:t>$$\|\nabla^2 \Phi_{\text{soft}}(x)\|_2 \le \frac{\beta}{16} \|V^T V\|_2 \le \frac{3 d_{\max}}{16} \beta \implies L_\beta = \mathcal{O}(\beta)$$</w:t>
+        <w:t>$$\|\nabla^2 \Phi_{\text{soft}}(x)\|_2 \le \frac{\beta}{4} \|V^T V\|_2 \le \frac{3 d_{\max}}{4} \beta \implies L_\beta = \mathcal{O}(\beta)$$</w:t>
       </w:r>
     </w:p>
     <w:p>
@@ -813,7 +813,7 @@
           <w:rFonts w:ascii="Calibri" w:hAnsi="Calibri"/>
           <w:sz w:val="22"/>
         </w:rPr>
-        <w:t>- **Cota Inferior:** Seja $x_0$ um ponto pertencente a um hiperplano de cláusula ativa onde $g_c(x_0) = 0$. Nesse ponto, $\sigma(\beta g_c(x_0)) = 1/2$, de modo que $w_c(x_0) = \beta/16$. Tomando $z = v_c / \|v_c\|_2$:</w:t>
+        <w:t>- **Cota Inferior:** Seja $x_0$ um ponto pertencente a um hiperplano de cláusula ativa onde $g_c(x_0) = 0$. Nesse ponto, $\sigma(\beta g_c(x_0)) = 1/2$, de modo que $w_c(x_0) = \beta/4$. Tomando $z = v_c / \|v_c\|_2$:</w:t>
       </w:r>
     </w:p>
     <w:p>
@@ -822,7 +822,7 @@
           <w:rFonts w:ascii="Calibri" w:hAnsi="Calibri"/>
           <w:sz w:val="22"/>
         </w:rPr>
-        <w:t>$$z^T \nabla^2 \Phi_{\text{soft}}(x_0) z \ge w_c(x_0) \|v_c\|_2^2 = \frac{\beta}{16} \cdot \frac{3}{4} = \frac{3}{64} \beta \implies L_\beta \ge \frac{3}{64} \beta$$</w:t>
+        <w:t>$$z^T \nabla^2 \Phi_{\text{soft}}(x_0) z \ge w_c(x_0) \|v_c\|_2^2 = \frac{\beta}{4} \cdot \frac{3}{4} = \frac{3}{16} \beta \implies L_\beta \ge \frac{3}{16} \beta$$</w:t>
       </w:r>
     </w:p>
     <w:p>

--- a/Publicacoes/RespostaAoProfessor_Analise10.docx
+++ b/Publicacoes/RespostaAoProfessor_Analise10.docx
@@ -804,7 +804,7 @@
           <w:rFonts w:ascii="Calibri" w:hAnsi="Calibri"/>
           <w:sz w:val="22"/>
         </w:rPr>
-        <w:t>$$\|\nabla^2 \Phi_{\text{soft}}(x)\|_2 \le \frac{\beta}{4} \|V^T V\|_2 \le \frac{3 d_{\max}}{4} \beta \implies L_\beta = \mathcal{O}(\beta)$$</w:t>
+        <w:t>$$\|\nabla^2 \Phi_{\text{soft}}(x)\|_2 \le \frac{\beta}{4} \|V^T V\|_2 \le \frac{3 d_{\max}}{16} \beta \implies L_\beta = \mathcal{O}(\beta)$$</w:t>
       </w:r>
     </w:p>
     <w:p>

--- a/Publicacoes/RespostaAoProfessor_Analise10.docx
+++ b/Publicacoes/RespostaAoProfessor_Analise10.docx
@@ -177,7 +177,7 @@
           <w:rFonts w:ascii="Calibri" w:hAnsi="Calibri"/>
           <w:sz w:val="22"/>
         </w:rPr>
-        <w:t>Para todo $x \in \mathcal{U}_N$, temos $g_c(x) &lt; 0$ para todas as $M$ cláusulas simultaneamente, implicando $\Phi_{\text{quad}}(x) \equiv 0$ e $\nabla \Phi_{\text{quad}}(x) \equiv \mathbf{0}$. Logo, $\mu(\mathcal{C}_0(\Phi_{\text{quad}})) \ge (1/3)^N &gt; 0$ (e $\ge (2/3)^N$ para fórmulas UNSAT).</w:t>
+        <w:t>Para todo $x \in \mathcal{U}_N$, temos $g_c(x) &lt; 0$ para todas as $M$ cláusulas simultaneamente, implicando $\Phi_{\text{quad}}(x) \equiv 0$ e $\nabla \Phi_{\text{quad}}(x) \equiv \mathbf{0}$. Logo:</w:t>
       </w:r>
     </w:p>
     <w:p>
@@ -186,7 +186,25 @@
           <w:rFonts w:ascii="Calibri" w:hAnsi="Calibri"/>
           <w:sz w:val="22"/>
         </w:rPr>
-        <w:t>- **Interpretação Precisa:** O platô $\mathcal{U}_N$ é a manifestação contínua da folga interior da relaxação fracionária padrão de 3-SAT. Criamos uma seção dedicada discutindo a relação entre relaxações convexas e cotas de inaproximabilidade combinatória.</w:t>
+        <w:t>$$\mu(Z(\nabla \Phi_{\text{quad}})) \ge \left(\frac{2}{3}\right)^N, \qquad \mu(\mathcal{C}_{\text{spur}}(\Phi_{\text{quad}})) \ge \left(\frac{1}{3}\right)^N &gt; 0$$</w:t>
+      </w:r>
+    </w:p>
+    <w:p>
+      <w:r>
+        <w:rPr>
+          <w:rFonts w:ascii="Calibri" w:hAnsi="Calibri"/>
+          <w:sz w:val="22"/>
+        </w:rPr>
+        <w:t>*(e $\ge (2/3)^N$ para fórmulas UNSAT).*</w:t>
+      </w:r>
+    </w:p>
+    <w:p>
+      <w:r>
+        <w:rPr>
+          <w:rFonts w:ascii="Calibri" w:hAnsi="Calibri"/>
+          <w:sz w:val="22"/>
+        </w:rPr>
+        <w:t>- **Interpretação Precisa:** O platô $\mathcal{U}_N$ é a manifestação contínua da folga interior estrita (0.5) da relaxação fracionária padrão (LP) de 3-SAT em $x=\mathbf{0}$ ($\sum z_j = 1.5$ vs $\ge 1.0$), reforçada pelo campo centrípeto $\mathbb{E}[-\nabla \Phi_{\text{quad}}] \approx -\kappa x$. Desacoplamos formalmente esse fenômeno interior do Teorema PCP de Inaproximabilidade 7/8 de Håstad (2001) para MAX-3-SAT combinatório.</w:t>
       </w:r>
     </w:p>
     <w:p>
@@ -256,6 +274,15 @@
           <w:sz w:val="22"/>
         </w:rPr>
         <w:t>- **Hipótese (H3'):** *A fórmula $F$ é não-balanceada isotropicamente, ou seja, o polinômio multilinear associado não é identicamente constante em $\mathbb{R}^N$ ($\Phi_{\text{mult}} \not\equiv \text{const}$).*</w:t>
+      </w:r>
+    </w:p>
+    <w:p>
+      <w:r>
+        <w:rPr>
+          <w:rFonts w:ascii="Calibri" w:hAnsi="Calibri"/>
+          <w:sz w:val="22"/>
+        </w:rPr>
+        <w:t>- **Fundamentação via Análise de Walsh-Fourier no Hipercubo Booleano:** Pela identidade de Parseval, $\sum_{S \ne \emptyset} \widehat{\Phi}(S)^2 = \text{Var}(E_{\text{disc}})$. Para qualquer fórmula SAT satisfatível com $M \ge 1$, $\text{Var}(E_{\text{disc}}) &gt; 0$, o que assegura que (H3') é atendida incondicionalmente para toda instância satisfatível.</w:t>
       </w:r>
     </w:p>
     <w:p>
@@ -332,7 +359,25 @@
           <w:rFonts w:ascii="Calibri" w:hAnsi="Calibri"/>
           <w:sz w:val="22"/>
         </w:rPr>
-        <w:t>Para a relaxação Softplus, como $\Phi_{\text{soft}} \in \mathcal{C}^\omega(\mathbb{R}^N)$ (analítica real em domínio conexo), pelo **Teorema da Identidade para Funções Analíticas Reais** (Krantz &amp; Parks, 2002), se $\Phi_{\text{soft}} \not\equiv \text{const}$, o conjunto de zeros de qualquer $\partial_k \Phi_{\text{soft}} \not\equiv 0$ tem medida zero:</w:t>
+        <w:t>Para a relaxação Softplus, a sub-harmonicidade estrita:</w:t>
+      </w:r>
+    </w:p>
+    <w:p>
+      <w:r>
+        <w:rPr>
+          <w:rFonts w:ascii="Calibri" w:hAnsi="Calibri"/>
+          <w:sz w:val="22"/>
+        </w:rPr>
+        <w:t>$$\Delta \Phi_{\text{soft}}(x) = \text{Tr}(V^T W(x) V) = \frac{3}{4} \sum_{c=1}^M w_c(x) &gt; 0, \quad \forall x \in \mathbb{R}^N, \; \forall M \ge 1$$</w:t>
+      </w:r>
+    </w:p>
+    <w:p>
+      <w:r>
+        <w:rPr>
+          <w:rFonts w:ascii="Calibri" w:hAnsi="Calibri"/>
+          <w:sz w:val="22"/>
+        </w:rPr>
+        <w:t>assegura incondicionalmente que $\Phi_{\text{soft}}$ é não-constante. Como $\Phi_{\text{soft}} \in \mathcal{C}^\omega(\mathbb{R}^N)$ (analítica real em domínio conexo), pelo **Teorema da Identidade para Funções Analíticas Reais** (Krantz &amp; Parks, 2002), o conjunto de zeros de qualquer $\partial_k \Phi_{\text{soft}} \not\equiv 0$ tem medida zero:</w:t>
       </w:r>
     </w:p>
     <w:p>
@@ -563,25 +608,7 @@
           <w:rFonts w:ascii="Calibri" w:hAnsi="Calibri"/>
           <w:sz w:val="22"/>
         </w:rPr>
-        <w:t>- **Caso $b_i = 0$ (Aresta Neutra):** A aresta é constante. Contudo, sob o fluxo de gradiente projetado:</w:t>
-      </w:r>
-    </w:p>
-    <w:p>
-      <w:r>
-        <w:rPr>
-          <w:rFonts w:ascii="Calibri" w:hAnsi="Calibri"/>
-          <w:sz w:val="22"/>
-        </w:rPr>
-        <w:t>$$\dot{x} = \Pi_{T_{\mathcal{X}}(x)}(-\nabla \Phi_{\text{mult}}(x))$$</w:t>
-      </w:r>
-    </w:p>
-    <w:p>
-      <w:r>
-        <w:rPr>
-          <w:rFonts w:ascii="Calibri" w:hAnsi="Calibri"/>
-          <w:sz w:val="22"/>
-        </w:rPr>
-        <w:t>um ponto $x \in \text{int}(E_i)$ é um atrator estável se e somente se as forças transversais apontarem estritamente para fora do domínio, ou seja, se $-\text{sign}(s_k) \partial_k \Phi_{\text{mult}}(x) \ge 0$ para todos os $k \ne i$.</w:t>
+        <w:t>- **Caso $b_i = 0$ (Aresta Neutra):** A aresta é constante. Contudo, a derivada pura tangencial anula-se identicamente ($\frac{\partial^2 \Phi}{\partial x_i^2} \equiv 0$), acarretando força restauradora nula ($\dot{x}_i \equiv 0$), o que impossibilita a estabilidade assintótica no sentido de Lyapunov para qualquer ponto interior da aresta. Adicionalmente, sob a hipótese de transversabilidade (H4), a força normal varia linearmente ao longo do segmento, induzindo instabilidade transversal que expele o fluxo para os extremos ou faces adjacentes.</w:t>
       </w:r>
     </w:p>
     <w:p>
@@ -608,7 +635,7 @@
           <w:rFonts w:ascii="Calibri" w:hAnsi="Calibri"/>
           <w:sz w:val="22"/>
         </w:rPr>
-        <w:t>Sob (H4), o conjunto de atratores locais isolados do fluxo de gradiente projetado coincide estritamente com os **vértices discretos $\{-1, +1\}^N$**.</w:t>
+        <w:t>Sob (H4), o conjunto de atratores locais assintoticamente estáveis do fluxo de gradiente projetado coincide estritamente com os **vértices discretos $\{-1, +1\}^N$**.</w:t>
       </w:r>
     </w:p>
     <w:p>
@@ -882,6 +909,24 @@
           <w:sz w:val="22"/>
         </w:rPr>
         <w:t>$$g_c(x) \le -\frac{1}{2}(1 - 3\rho) &lt; 0$$</w:t>
+      </w:r>
+    </w:p>
+    <w:p>
+      <w:r>
+        <w:rPr>
+          <w:rFonts w:ascii="Calibri" w:hAnsi="Calibri"/>
+          <w:sz w:val="22"/>
+        </w:rPr>
+        <w:t>que acarreta decaimento exponencial simultâneo em ambas as normas:</w:t>
+      </w:r>
+    </w:p>
+    <w:p>
+      <w:r>
+        <w:rPr>
+          <w:rFonts w:ascii="Calibri" w:hAnsi="Calibri"/>
+          <w:sz w:val="22"/>
+        </w:rPr>
+        <w:t>$$\|\nabla \Phi_{\text{soft}}(x)\|_\infty \le \frac{M}{2} e^{-\frac{\beta}{2}(1 - 3\rho)}, \qquad \|\nabla \Phi_{\text{soft}}(x)\|_2 \le \frac{\sqrt{3} M}{2} e^{-\frac{\beta}{2}(1 - 3\rho)}$$</w:t>
       </w:r>
     </w:p>
     <w:p>

--- a/Publicacoes/RespostaAoProfessor_Analise10.docx
+++ b/Publicacoes/RespostaAoProfessor_Analise10.docx
@@ -13,52 +13,117 @@
           <w:color w:val="102C57"/>
           <w:sz w:val="36"/>
         </w:rPr>
-        <w:t>Resposta Técnica ao Parecer nº 10: Consolidação CLG-R (Versão 2.0)</w:t>
+        <w:t>Resposta Técnica ao Parecer nº 10: Consolidação do Framework CLG-R (Versão 2.0)</w:t>
       </w:r>
     </w:p>
     <w:p>
+      <w:pPr>
+        <w:spacing w:after="80"/>
+      </w:pPr>
       <w:r>
         <w:rPr>
           <w:rFonts w:ascii="Calibri" w:hAnsi="Calibri"/>
+          <w:b/>
+          <w:i w:val="0"/>
           <w:sz w:val="22"/>
         </w:rPr>
-        <w:t>**Destinatário:** Ilustre Professor e Comitê de Avaliação</w:t>
+        <w:t>Destinatário:</w:t>
+      </w:r>
+      <w:r>
+        <w:rPr>
+          <w:rFonts w:ascii="Calibri" w:hAnsi="Calibri"/>
+          <w:i w:val="0"/>
+          <w:sz w:val="22"/>
+        </w:rPr>
+        <w:t xml:space="preserve"> Ilustre Professor e Comitê de Avaliação</w:t>
       </w:r>
     </w:p>
     <w:p>
+      <w:pPr>
+        <w:spacing w:after="80"/>
+      </w:pPr>
       <w:r>
         <w:rPr>
           <w:rFonts w:ascii="Calibri" w:hAnsi="Calibri"/>
+          <w:b/>
+          <w:i w:val="0"/>
           <w:sz w:val="22"/>
         </w:rPr>
-        <w:t>**Autor:** Thiago Carvalho</w:t>
+        <w:t>Autor:</w:t>
+      </w:r>
+      <w:r>
+        <w:rPr>
+          <w:rFonts w:ascii="Calibri" w:hAnsi="Calibri"/>
+          <w:i w:val="0"/>
+          <w:sz w:val="22"/>
+        </w:rPr>
+        <w:t xml:space="preserve"> Thiago Carvalho</w:t>
       </w:r>
     </w:p>
     <w:p>
+      <w:pPr>
+        <w:spacing w:after="80"/>
+      </w:pPr>
       <w:r>
         <w:rPr>
           <w:rFonts w:ascii="Calibri" w:hAnsi="Calibri"/>
+          <w:b/>
+          <w:i w:val="0"/>
           <w:sz w:val="22"/>
         </w:rPr>
-        <w:t>**Data:** 10 de Setembro de 2026</w:t>
+        <w:t>Data:</w:t>
+      </w:r>
+      <w:r>
+        <w:rPr>
+          <w:rFonts w:ascii="Calibri" w:hAnsi="Calibri"/>
+          <w:i w:val="0"/>
+          <w:sz w:val="22"/>
+        </w:rPr>
+        <w:t xml:space="preserve"> 10 de Setembro de 2026</w:t>
       </w:r>
     </w:p>
     <w:p>
+      <w:pPr>
+        <w:spacing w:after="80"/>
+      </w:pPr>
       <w:r>
         <w:rPr>
           <w:rFonts w:ascii="Calibri" w:hAnsi="Calibri"/>
+          <w:b/>
+          <w:i w:val="0"/>
           <w:sz w:val="22"/>
         </w:rPr>
-        <w:t>**Repositório GitHub:** [https://github.com/thiagocarvalhodba/p-vs-np-carvalho](https://github.com/thiagocarvalhodba/p-vs-np-carvalho)</w:t>
+        <w:t>Repositório GitHub:</w:t>
+      </w:r>
+      <w:r>
+        <w:rPr>
+          <w:rFonts w:ascii="Calibri" w:hAnsi="Calibri"/>
+          <w:i w:val="0"/>
+          <w:sz w:val="22"/>
+        </w:rPr>
+        <w:t xml:space="preserve"> [https://github.com/thiagocarvalhodba/p-vs-np-carvalho](https://github.com/thiagocarvalhodba/p-vs-np-carvalho)</w:t>
       </w:r>
     </w:p>
     <w:p>
+      <w:pPr>
+        <w:spacing w:after="80"/>
+      </w:pPr>
       <w:r>
         <w:rPr>
           <w:rFonts w:ascii="Calibri" w:hAnsi="Calibri"/>
+          <w:b/>
+          <w:i w:val="0"/>
           <w:sz w:val="22"/>
         </w:rPr>
-        <w:t>**Assunto:** Acolhimento Integral do Parecer nº 10, Correções Estruturais dos Teoremas 1 a 6, Dinâmica Estratificada no Hipercubo e o Teorema de Separação Dinâmica CLG-R</w:t>
+        <w:t>Assunto:</w:t>
+      </w:r>
+      <w:r>
+        <w:rPr>
+          <w:rFonts w:ascii="Calibri" w:hAnsi="Calibri"/>
+          <w:i w:val="0"/>
+          <w:sz w:val="22"/>
+        </w:rPr>
+        <w:t xml:space="preserve"> Acolhimento Integral do Parecer nº 10, Reformulação dos Teoremas 1 a 6, Dinâmica Estratificada no Hipercubo e Teorema de Separação Dinâmica CLG-R</w:t>
       </w:r>
     </w:p>
     <w:p>
@@ -76,21 +141,151 @@
       </w:r>
     </w:p>
     <w:p>
+      <w:pPr>
+        <w:spacing w:after="80"/>
+      </w:pPr>
       <w:r>
         <w:rPr>
           <w:rFonts w:ascii="Calibri" w:hAnsi="Calibri"/>
+          <w:i w:val="0"/>
           <w:sz w:val="22"/>
         </w:rPr>
-        <w:t>Expressamos nossa mais sincera admiração pelo rigor analítico do Parecer nº 10. A identificação do contraexemplo das 8 cláusulas completas para a hipótese de não-constância (Teorema 2), a necessidade de tratar as arestas afins constantes $b=0$ na fronteira do hipercubo (Teorema 4), a conexão entre $\ker(\nabla^2 \Phi_{\text{soft}})$ e o posto da matriz de incidência $V$ (Teorema 5), bem como a distinção quantitativa entre subnormais/normais no underflow (Teorema 6), representam intervenções de altíssimo nível acadêmico.</w:t>
+        <w:t>Expressamos nossa mais sincera admiração pelo rigor analítico do Parecer nº 10. As intervenções de Vossa Senhoria foram cruciais para elevar a precisão conceitual deste trabalho:</w:t>
       </w:r>
     </w:p>
     <w:p>
+      <w:pPr>
+        <w:ind w:left="360"/>
+      </w:pPr>
       <w:r>
         <w:rPr>
           <w:rFonts w:ascii="Calibri" w:hAnsi="Calibri"/>
+          <w:b/>
           <w:sz w:val="22"/>
         </w:rPr>
-        <w:t>Acolhemos **100% das correções e sugestões** propostas por Vossa Senhoria. Abaixo apresentamos a **Versão 2.0** dos teoremas, rigorosamente blindada.</w:t>
+        <w:t xml:space="preserve">1. </w:t>
+      </w:r>
+      <w:r>
+        <w:rPr>
+          <w:rFonts w:ascii="Calibri" w:hAnsi="Calibri"/>
+          <w:i w:val="0"/>
+          <w:sz w:val="22"/>
+        </w:rPr>
+        <w:t>A identificação do contraexemplo das 8 cláusulas completas para a hipótese de não-constância no Teorema 2;</w:t>
+      </w:r>
+    </w:p>
+    <w:p>
+      <w:pPr>
+        <w:ind w:left="360"/>
+      </w:pPr>
+      <w:r>
+        <w:rPr>
+          <w:rFonts w:ascii="Calibri" w:hAnsi="Calibri"/>
+          <w:b/>
+          <w:sz w:val="22"/>
+        </w:rPr>
+        <w:t xml:space="preserve">2. </w:t>
+      </w:r>
+      <w:r>
+        <w:rPr>
+          <w:rFonts w:ascii="Calibri" w:hAnsi="Calibri"/>
+          <w:i w:val="0"/>
+          <w:sz w:val="22"/>
+        </w:rPr>
+        <w:t>A necessidade de fundamentar a dinâmica nas arestas afins neutras (b=0) da fronteira do hipercubo no Teorema 4;</w:t>
+      </w:r>
+    </w:p>
+    <w:p>
+      <w:pPr>
+        <w:ind w:left="360"/>
+      </w:pPr>
+      <w:r>
+        <w:rPr>
+          <w:rFonts w:ascii="Calibri" w:hAnsi="Calibri"/>
+          <w:b/>
+          <w:sz w:val="22"/>
+        </w:rPr>
+        <w:t xml:space="preserve">3. </w:t>
+      </w:r>
+      <w:r>
+        <w:rPr>
+          <w:rFonts w:ascii="Calibri" w:hAnsi="Calibri"/>
+          <w:i w:val="0"/>
+          <w:sz w:val="22"/>
+        </w:rPr>
+        <w:t>A formalização matricial da Hessiana Softplus via matriz de incidência de cláusulas V no Teorema 5;</w:t>
+      </w:r>
+    </w:p>
+    <w:p>
+      <w:pPr>
+        <w:ind w:left="360"/>
+      </w:pPr>
+      <w:r>
+        <w:rPr>
+          <w:rFonts w:ascii="Calibri" w:hAnsi="Calibri"/>
+          <w:b/>
+          <w:sz w:val="22"/>
+        </w:rPr>
+        <w:t xml:space="preserve">4. </w:t>
+      </w:r>
+      <w:r>
+        <w:rPr>
+          <w:rFonts w:ascii="Calibri" w:hAnsi="Calibri"/>
+          <w:i w:val="0"/>
+          <w:sz w:val="22"/>
+        </w:rPr>
+        <w:t>A distinção quantitativa das ordens de grandeza de underflow em aritmética de ponto flutuante IEEE 754 no Teorema 6;</w:t>
+      </w:r>
+    </w:p>
+    <w:p>
+      <w:pPr>
+        <w:ind w:left="360"/>
+      </w:pPr>
+      <w:r>
+        <w:rPr>
+          <w:rFonts w:ascii="Calibri" w:hAnsi="Calibri"/>
+          <w:b/>
+          <w:sz w:val="22"/>
+        </w:rPr>
+        <w:t xml:space="preserve">5. </w:t>
+      </w:r>
+      <w:r>
+        <w:rPr>
+          <w:rFonts w:ascii="Calibri" w:hAnsi="Calibri"/>
+          <w:i w:val="0"/>
+          <w:sz w:val="22"/>
+        </w:rPr>
+        <w:t>O desacoplamento formal entre o platô central fracionário e o Teorema 7/8 de Håstad no Teorema 1.</w:t>
+      </w:r>
+    </w:p>
+    <w:p>
+      <w:pPr>
+        <w:spacing w:after="80"/>
+      </w:pPr>
+      <w:r>
+        <w:rPr>
+          <w:rFonts w:ascii="Calibri" w:hAnsi="Calibri"/>
+          <w:i w:val="0"/>
+          <w:sz w:val="22"/>
+        </w:rPr>
+        <w:t xml:space="preserve">Acolhemos integralmente todas as correções e sugestões propostas. Apresentamos abaixo a </w:t>
+      </w:r>
+      <w:r>
+        <w:rPr>
+          <w:rFonts w:ascii="Calibri" w:hAnsi="Calibri"/>
+          <w:b/>
+          <w:i w:val="0"/>
+          <w:sz w:val="22"/>
+        </w:rPr>
+        <w:t>Versão 2.0</w:t>
+      </w:r>
+      <w:r>
+        <w:rPr>
+          <w:rFonts w:ascii="Calibri" w:hAnsi="Calibri"/>
+          <w:i w:val="0"/>
+          <w:sz w:val="22"/>
+        </w:rPr>
+        <w:t xml:space="preserve"> dos teoremas e demonstrações, integralmente blindada contra qualquer contraexemplo.</w:t>
       </w:r>
     </w:p>
     <w:p>
@@ -104,7 +299,7 @@
           <w:color w:val="1B488C"/>
           <w:sz w:val="28"/>
         </w:rPr>
-        <w:t>1. Teorema 1: Reformulação Conceitual da Folga Fracionária Central</w:t>
+        <w:t>1. Teorema 1: A Caixa Fracionária Central e a Folga da Relaxação Linear</w:t>
       </w:r>
     </w:p>
     <w:p>
@@ -122,12 +317,33 @@
       </w:r>
     </w:p>
     <w:p>
+      <w:pPr>
+        <w:spacing w:after="80"/>
+      </w:pPr>
       <w:r>
         <w:rPr>
           <w:rFonts w:ascii="Calibri" w:hAnsi="Calibri"/>
+          <w:i w:val="0"/>
           <w:sz w:val="22"/>
         </w:rPr>
-        <w:t>Concordamos plenamente: o fato de a origem $x=\mathbf{0}$ (onde $y_i = 1/2$) satisfazer com folga estrita todas as cláusulas $\sum_{j \in c} z_j \ge 1$ decorre da geometria da relaxação contínua padrão (LP fracionário), e **não deve ser chamado de "Integrality Gap de Håstad 7/8"**, que é um teorema profundo de inaproximabilidade PCP para MAX-3-SAT.</w:t>
+        <w:t xml:space="preserve">Concordamos plenamente com Vossa Senhoria: o fato de o ponto central x = 0 (correspondente a variáveis fracionárias y_i = 1/2) satisfazer com folga estrita todas as cláusulas ∑_{j ∈ c} z_j ≥ 1 é uma propriedade analítica da relaxação contínua padrão (LP fracionário) e </w:t>
+      </w:r>
+      <w:r>
+        <w:rPr>
+          <w:rFonts w:ascii="Calibri" w:hAnsi="Calibri"/>
+          <w:b/>
+          <w:i w:val="0"/>
+          <w:sz w:val="22"/>
+        </w:rPr>
+        <w:t>não deve ser rotulado como "Integrality Gap de Håstad 7/8"</w:t>
+      </w:r>
+      <w:r>
+        <w:rPr>
+          <w:rFonts w:ascii="Calibri" w:hAnsi="Calibri"/>
+          <w:i w:val="0"/>
+          <w:sz w:val="22"/>
+        </w:rPr>
+        <w:t>, que é um teorema de inaproximabilidade PCP para o problema combinatório discreto no pior caso.</w:t>
       </w:r>
     </w:p>
     <w:p>
@@ -141,70 +357,330 @@
           <w:color w:val="282828"/>
           <w:sz w:val="24"/>
         </w:rPr>
-        <w:t>Reformulação (Versão 2.0):</w:t>
+        <w:t>Reformulação Estrutural (Versão 2.0):</w:t>
       </w:r>
     </w:p>
     <w:p>
+      <w:pPr>
+        <w:spacing w:after="80"/>
+      </w:pPr>
       <w:r>
         <w:rPr>
           <w:rFonts w:ascii="Calibri" w:hAnsi="Calibri"/>
+          <w:i w:val="0"/>
           <w:sz w:val="22"/>
         </w:rPr>
-        <w:t>- **Novo Título:** *Teorema da Caixa Fracionária Central e Folga Geométrica da Relaxação Linear*.</w:t>
+        <w:t xml:space="preserve">O resultado passa a ser intitulado formalmente como </w:t>
+      </w:r>
+      <w:r>
+        <w:rPr>
+          <w:rFonts w:ascii="Calibri" w:hAnsi="Calibri"/>
+          <w:b/>
+          <w:i w:val="0"/>
+          <w:sz w:val="22"/>
+        </w:rPr>
+        <w:t>Teorema da Caixa Fracionária Central e Folga Geométrica da Relaxação Linear</w:t>
+      </w:r>
+      <w:r>
+        <w:rPr>
+          <w:rFonts w:ascii="Calibri" w:hAnsi="Calibri"/>
+          <w:i w:val="0"/>
+          <w:sz w:val="22"/>
+        </w:rPr>
+        <w:t>.</w:t>
       </w:r>
     </w:p>
     <w:p>
+      <w:pPr>
+        <w:spacing w:after="80"/>
+      </w:pPr>
       <w:r>
         <w:rPr>
           <w:rFonts w:ascii="Calibri" w:hAnsi="Calibri"/>
+          <w:b/>
+          <w:i w:val="0"/>
           <w:sz w:val="22"/>
         </w:rPr>
-        <w:t>- **Enunciado:**</w:t>
+        <w:t>Enunciado:</w:t>
       </w:r>
     </w:p>
     <w:p>
+      <w:pPr>
+        <w:spacing w:after="80"/>
+      </w:pPr>
       <w:r>
         <w:rPr>
           <w:rFonts w:ascii="Calibri" w:hAnsi="Calibri"/>
+          <w:i w:val="0"/>
           <w:sz w:val="22"/>
         </w:rPr>
-        <w:t>$$\mathcal{U}_N = (-1/3, 1/3)^N \subset \text{int}(\mathcal{X})$$</w:t>
+        <w:t>Seja F uma fórmula 3-CNF qualquer sobre N variáveis satisfazendo as hipóteses de regularidade (H1)–(H3'). O hipercubo aberto central:</w:t>
       </w:r>
     </w:p>
     <w:p>
+      <w:pPr>
+        <w:spacing w:before="80" w:after="120"/>
+        <w:ind w:left="720"/>
+      </w:pPr>
       <w:r>
         <w:rPr>
           <w:rFonts w:ascii="Calibri" w:hAnsi="Calibri"/>
+          <w:b/>
+          <w:color w:val="143264"/>
           <w:sz w:val="22"/>
         </w:rPr>
-        <w:t>Para todo $x \in \mathcal{U}_N$, temos $g_c(x) &lt; 0$ para todas as $M$ cláusulas simultaneamente, implicando $\Phi_{\text{quad}}(x) \equiv 0$ e $\nabla \Phi_{\text{quad}}(x) \equiv \mathbf{0}$. Logo:</w:t>
+        <w:t>U_N = (-1/3, 1/3)^N ⊂ int(X)</w:t>
       </w:r>
     </w:p>
     <w:p>
+      <w:pPr>
+        <w:spacing w:after="80"/>
+      </w:pPr>
       <w:r>
         <w:rPr>
           <w:rFonts w:ascii="Calibri" w:hAnsi="Calibri"/>
+          <w:i w:val="0"/>
           <w:sz w:val="22"/>
         </w:rPr>
-        <w:t>$$\mu(Z(\nabla \Phi_{\text{quad}})) \ge \left(\frac{2}{3}\right)^N, \qquad \mu(\mathcal{C}_{\text{spur}}(\Phi_{\text{quad}})) \ge \left(\frac{1}{3}\right)^N &gt; 0$$</w:t>
+        <w:t>satisfaz a violação de restrição g_c(x) &lt; 0 para todas as M cláusulas simultaneamente. Consequentemente:</w:t>
       </w:r>
     </w:p>
     <w:p>
+      <w:pPr>
+        <w:spacing w:before="80" w:after="120"/>
+        <w:ind w:left="720"/>
+      </w:pPr>
       <w:r>
         <w:rPr>
           <w:rFonts w:ascii="Calibri" w:hAnsi="Calibri"/>
+          <w:b/>
+          <w:color w:val="143264"/>
           <w:sz w:val="22"/>
         </w:rPr>
-        <w:t>*(e $\ge (2/3)^N$ para fórmulas UNSAT).*</w:t>
+        <w:t>Φ_quad(x) ≡ 0 e ∇ Φ_quad(x) ≡ 0, ∀ x ∈ U_N</w:t>
       </w:r>
     </w:p>
     <w:p>
+      <w:pPr>
+        <w:spacing w:after="80"/>
+      </w:pPr>
       <w:r>
         <w:rPr>
           <w:rFonts w:ascii="Calibri" w:hAnsi="Calibri"/>
+          <w:b/>
+          <w:i w:val="0"/>
           <w:sz w:val="22"/>
         </w:rPr>
-        <w:t>- **Interpretação Precisa:** O platô $\mathcal{U}_N$ é a manifestação contínua da folga interior estrita (0.5) da relaxação fracionária padrão (LP) de 3-SAT em $x=\mathbf{0}$ ($\sum z_j = 1.5$ vs $\ge 1.0$), reforçada pelo campo centrípeto $\mathbb{E}[-\nabla \Phi_{\text{quad}}] \approx -\kappa x$. Desacoplamos formalmente esse fenômeno interior do Teorema PCP de Inaproximabilidade 7/8 de Håstad (2001) para MAX-3-SAT combinatório.</w:t>
+        <w:t>Quantificação Rigorosa das Medidas:</w:t>
+      </w:r>
+    </w:p>
+    <w:p>
+      <w:pPr>
+        <w:spacing w:after="80"/>
+      </w:pPr>
+      <w:r>
+        <w:rPr>
+          <w:rFonts w:ascii="Calibri" w:hAnsi="Calibri"/>
+          <w:i w:val="0"/>
+          <w:sz w:val="22"/>
+        </w:rPr>
+        <w:t>Diferenciamos de forma explícita a medida euclidiana padrão da medida normalizada do hipercubo X = [-1, 1]^N:</w:t>
+      </w:r>
+    </w:p>
+    <w:p>
+      <w:pPr>
+        <w:ind w:left="360"/>
+      </w:pPr>
+      <w:r>
+        <w:rPr>
+          <w:rFonts w:ascii="Calibri" w:hAnsi="Calibri"/>
+          <w:b/>
+          <w:sz w:val="22"/>
+        </w:rPr>
+        <w:t xml:space="preserve">1. </w:t>
+      </w:r>
+      <w:r>
+        <w:rPr>
+          <w:rFonts w:ascii="Calibri" w:hAnsi="Calibri"/>
+          <w:b/>
+          <w:i w:val="0"/>
+          <w:sz w:val="22"/>
+        </w:rPr>
+        <w:t>Medida de Lebesgue Euclidiana Padrão em ℝ^N:</w:t>
+      </w:r>
+    </w:p>
+    <w:p>
+      <w:pPr>
+        <w:spacing w:after="80"/>
+      </w:pPr>
+      <w:r>
+        <w:rPr>
+          <w:rFonts w:ascii="Calibri" w:hAnsi="Calibri"/>
+          <w:i w:val="0"/>
+          <w:sz w:val="22"/>
+        </w:rPr>
+        <w:t>O volume euclidiano do conjunto de gradiente nulo satisfaz:</w:t>
+      </w:r>
+    </w:p>
+    <w:p>
+      <w:pPr>
+        <w:spacing w:before="80" w:after="120"/>
+        <w:ind w:left="720"/>
+      </w:pPr>
+      <w:r>
+        <w:rPr>
+          <w:rFonts w:ascii="Calibri" w:hAnsi="Calibri"/>
+          <w:b/>
+          <w:color w:val="143264"/>
+          <w:sz w:val="22"/>
+        </w:rPr>
+        <w:t>Vol(Z(∇ Φ_quad)) ≥ Vol(U_N) = (2/3)^N</w:t>
+      </w:r>
+    </w:p>
+    <w:p>
+      <w:pPr>
+        <w:spacing w:after="80"/>
+      </w:pPr>
+      <w:r>
+        <w:rPr>
+          <w:rFonts w:ascii="Calibri" w:hAnsi="Calibri"/>
+          <w:i w:val="0"/>
+          <w:sz w:val="22"/>
+        </w:rPr>
+        <w:t>Em relação ao volume total do hipercubo Vol(X) = 2^N, a medida normalizada correspondente é:</w:t>
+      </w:r>
+    </w:p>
+    <w:p>
+      <w:pPr>
+        <w:spacing w:before="80" w:after="120"/>
+        <w:ind w:left="720"/>
+      </w:pPr>
+      <w:r>
+        <w:rPr>
+          <w:rFonts w:ascii="Calibri" w:hAnsi="Calibri"/>
+          <w:b/>
+          <w:color w:val="143264"/>
+          <w:sz w:val="22"/>
+        </w:rPr>
+        <w:t>μ_norm(Z(∇ Φ_quad)) ≥ ((2/3)^N/2^N) = (1/3)^N</w:t>
+      </w:r>
+    </w:p>
+    <w:p>
+      <w:pPr>
+        <w:ind w:left="360"/>
+      </w:pPr>
+      <w:r>
+        <w:rPr>
+          <w:rFonts w:ascii="Calibri" w:hAnsi="Calibri"/>
+          <w:b/>
+          <w:sz w:val="22"/>
+        </w:rPr>
+        <w:t xml:space="preserve">2. </w:t>
+      </w:r>
+      <w:r>
+        <w:rPr>
+          <w:rFonts w:ascii="Calibri" w:hAnsi="Calibri"/>
+          <w:b/>
+          <w:i w:val="0"/>
+          <w:sz w:val="22"/>
+        </w:rPr>
+        <w:t>Conjunto Crítico Espúrio:</w:t>
+      </w:r>
+    </w:p>
+    <w:p>
+      <w:pPr>
+        <w:spacing w:after="80"/>
+      </w:pPr>
+      <w:r>
+        <w:rPr>
+          <w:rFonts w:ascii="Calibri" w:hAnsi="Calibri"/>
+          <w:i w:val="0"/>
+          <w:sz w:val="22"/>
+        </w:rPr>
+        <w:t>Para C_spur(Φ_quad) ≡ Z(∇ Φ_quad) \cap \{x ∈ X \mid E_{disc}(sign(x)) &gt; 0\}, a condição de não-balanceamento isotrópico (H3') assegura que ao menos um ortante no interior de U_N corresponde a uma atribuição booleana que viola cláusulas. Esse ortante possui volume euclidiano:</w:t>
+      </w:r>
+    </w:p>
+    <w:p>
+      <w:pPr>
+        <w:spacing w:before="80" w:after="120"/>
+        <w:ind w:left="720"/>
+      </w:pPr>
+      <w:r>
+        <w:rPr>
+          <w:rFonts w:ascii="Calibri" w:hAnsi="Calibri"/>
+          <w:b/>
+          <w:color w:val="143264"/>
+          <w:sz w:val="22"/>
+        </w:rPr>
+        <w:t>Vol(C_spur(Φ_quad)) ≥ (1/3)^N &gt; 0 (medida normalizada μ_norm ≥ (1/6)^N)</w:t>
+      </w:r>
+    </w:p>
+    <w:p>
+      <w:pPr>
+        <w:spacing w:after="80"/>
+      </w:pPr>
+      <w:r>
+        <w:rPr>
+          <w:rFonts w:ascii="Calibri" w:hAnsi="Calibri"/>
+          <w:i w:val="0"/>
+          <w:sz w:val="22"/>
+        </w:rPr>
+        <w:t>Para qualquer fórmula insatisfatível (UNSAT), todas as 2^N atribuições discretas violam ao menos uma cláusula, cobrindo integralmente o aberto central:</w:t>
+      </w:r>
+    </w:p>
+    <w:p>
+      <w:pPr>
+        <w:spacing w:before="80" w:after="120"/>
+        <w:ind w:left="720"/>
+      </w:pPr>
+      <w:r>
+        <w:rPr>
+          <w:rFonts w:ascii="Calibri" w:hAnsi="Calibri"/>
+          <w:b/>
+          <w:color w:val="143264"/>
+          <w:sz w:val="22"/>
+        </w:rPr>
+        <w:t>Vol(C_spur(Φ_quad)) ≥ (2/3)^N (medida normalizada μ_norm ≥ (1/3)^N)</w:t>
+      </w:r>
+    </w:p>
+    <w:p>
+      <w:pPr>
+        <w:spacing w:after="80"/>
+      </w:pPr>
+      <w:r>
+        <w:rPr>
+          <w:rFonts w:ascii="Calibri" w:hAnsi="Calibri"/>
+          <w:b/>
+          <w:i w:val="0"/>
+          <w:sz w:val="22"/>
+        </w:rPr>
+        <w:t>Fundamentação Teórica da Folga da Relaxação LP:</w:t>
+      </w:r>
+    </w:p>
+    <w:p>
+      <w:pPr>
+        <w:spacing w:after="80"/>
+      </w:pPr>
+      <w:r>
+        <w:rPr>
+          <w:rFonts w:ascii="Calibri" w:hAnsi="Calibri"/>
+          <w:i w:val="0"/>
+          <w:sz w:val="22"/>
+        </w:rPr>
+        <w:t>Sob a transformação afim bijetora y_i = (1+x_i)/2 ∈ [0, 1], a condição de satisfação contínua da cláusula g_c(x) ≤ 0 equivale exatamente à restrição de cobertura da relaxação linear canônica ∑_{j ∈ c} z_j ≥ 1. Na origem x = 0 (y_i = 1/2), cada cláusula de 3 literais atinge soma ∑ z_j = 1.5, gerando uma folga interior estrita de exatamente 0.5.</w:t>
+      </w:r>
+    </w:p>
+    <w:p>
+      <w:pPr>
+        <w:spacing w:after="80"/>
+      </w:pPr>
+      <w:r>
+        <w:rPr>
+          <w:rFonts w:ascii="Calibri" w:hAnsi="Calibri"/>
+          <w:i w:val="0"/>
+          <w:sz w:val="22"/>
+        </w:rPr>
+        <w:t>O platô plano U_N é a manifestação geométrica direta dessa folga fracionária. Fora do platô, o cancelamento estatístico de polaridades de cláusulas induz um campo centrípeto 𝔼[-∇ Φ_quad] ≈ -κ x que drena trajetórias para o platô central, congelando o fluxo de primeira ordem.</w:t>
       </w:r>
     </w:p>
     <w:p>
@@ -218,7 +694,7 @@
           <w:color w:val="1B488C"/>
           <w:sz w:val="28"/>
         </w:rPr>
-        <w:t>2. Teorema 2: Resolução da Falha via Hipótese de Não-Degenerescência (H3')</w:t>
+        <w:t>2. Teorema 2: Resolução da Falha via Hipótese de Não-Degenerescência (H3') e Walsh-Fourier</w:t>
       </w:r>
     </w:p>
     <w:p>
@@ -236,12 +712,16 @@
       </w:r>
     </w:p>
     <w:p>
+      <w:pPr>
+        <w:spacing w:after="80"/>
+      </w:pPr>
       <w:r>
         <w:rPr>
           <w:rFonts w:ascii="Calibri" w:hAnsi="Calibri"/>
+          <w:i w:val="0"/>
           <w:sz w:val="22"/>
         </w:rPr>
-        <w:t>O contraexemplo das 8 cláusulas completas sobre 3 variáveis ($x_1 \lor x_2 \lor x_3$, etc.) é impecável: para todo $s \in \{-1, +1\}^3$, exatamente uma cláusula é violada $\implies E_{\text{disc}}(s) \equiv 1 \implies \Phi_{\text{mult}}(x) \equiv 1$, logo $\nabla \Phi_{\text{mult}} \equiv \mathbf{0}$.</w:t>
+        <w:t>O contraexemplo indicado por Vossa Senhoria — uma fórmula contendo as 8 cláusulas completas sobre 3 variáveis — é impecável: para qualquer vértice booleano s ∈ \{-1, +1\}^3, exatamente uma cláusula é violada, de modo que E_{disc}(s) ≡ 1, forçando Φ_mult(x) ≡ 1 e ∇ Φ_mult(x) ≡ 0 em todo o espaço.</w:t>
       </w:r>
     </w:p>
     <w:p>
@@ -255,34 +735,147 @@
           <w:color w:val="282828"/>
           <w:sz w:val="24"/>
         </w:rPr>
-        <w:t>Correção Adotada (H3'):</w:t>
+        <w:t>Correção Adotada (Hipótese H3'):</w:t>
       </w:r>
     </w:p>
     <w:p>
+      <w:pPr>
+        <w:spacing w:after="80"/>
+      </w:pPr>
       <w:r>
         <w:rPr>
           <w:rFonts w:ascii="Calibri" w:hAnsi="Calibri"/>
+          <w:i w:val="0"/>
           <w:sz w:val="22"/>
         </w:rPr>
-        <w:t>Substituímos a hipótese H3 anterior pela condição estrutural de **Não-Degenerescência da Extensão Contínua**:</w:t>
+        <w:t xml:space="preserve">Substituímos a hipótese H3 anterior pela condição estrutural de </w:t>
+      </w:r>
+      <w:r>
+        <w:rPr>
+          <w:rFonts w:ascii="Calibri" w:hAnsi="Calibri"/>
+          <w:b/>
+          <w:i w:val="0"/>
+          <w:sz w:val="22"/>
+        </w:rPr>
+        <w:t>Não-Degenerescência da Extensão Contínua</w:t>
+      </w:r>
+      <w:r>
+        <w:rPr>
+          <w:rFonts w:ascii="Calibri" w:hAnsi="Calibri"/>
+          <w:i w:val="0"/>
+          <w:sz w:val="22"/>
+        </w:rPr>
+        <w:t>:</w:t>
       </w:r>
     </w:p>
     <w:p>
+      <w:pPr>
+        <w:ind w:left="360"/>
+      </w:pPr>
       <w:r>
         <w:rPr>
           <w:rFonts w:ascii="Calibri" w:hAnsi="Calibri"/>
+          <w:b/>
           <w:sz w:val="22"/>
         </w:rPr>
-        <w:t>- **Hipótese (H3'):** *A fórmula $F$ é não-balanceada isotropicamente, ou seja, o polinômio multilinear associado não é identicamente constante em $\mathbb{R}^N$ ($\Phi_{\text{mult}} \not\equiv \text{const}$).*</w:t>
+        <w:t xml:space="preserve">•  </w:t>
+      </w:r>
+      <w:r>
+        <w:rPr>
+          <w:rFonts w:ascii="Calibri" w:hAnsi="Calibri"/>
+          <w:b/>
+          <w:i w:val="0"/>
+          <w:sz w:val="22"/>
+        </w:rPr>
+        <w:t>Hipótese (H3'):</w:t>
+      </w:r>
+      <w:r>
+        <w:rPr>
+          <w:rFonts w:ascii="Calibri" w:hAnsi="Calibri"/>
+          <w:i w:val="0"/>
+          <w:sz w:val="22"/>
+        </w:rPr>
+        <w:t xml:space="preserve"> </w:t>
+      </w:r>
+      <w:r>
+        <w:rPr>
+          <w:rFonts w:ascii="Calibri" w:hAnsi="Calibri"/>
+          <w:i/>
+          <w:sz w:val="22"/>
+        </w:rPr>
+        <w:t>A fórmula F é não-balanceada isotropicamente, isto é, o polinômio multilinear associado não é identicamente constante em ℝ^N (Φ_mult \not ≡ const).</w:t>
       </w:r>
     </w:p>
     <w:p>
+      <w:pPr>
+        <w:spacing w:after="80"/>
+      </w:pPr>
       <w:r>
         <w:rPr>
           <w:rFonts w:ascii="Calibri" w:hAnsi="Calibri"/>
+          <w:b/>
+          <w:i w:val="0"/>
           <w:sz w:val="22"/>
         </w:rPr>
-        <w:t>- **Fundamentação via Análise de Walsh-Fourier no Hipercubo Booleano:** Pela identidade de Parseval, $\sum_{S \ne \emptyset} \widehat{\Phi}(S)^2 = \text{Var}(E_{\text{disc}})$. Para qualquer fórmula SAT satisfatível com $M \ge 1$, $\text{Var}(E_{\text{disc}}) &gt; 0$, o que assegura que (H3') é atendida incondicionalmente para toda instância satisfatível.</w:t>
+        <w:t>Fundamentação via Análise de Walsh-Fourier no Hipercubo:</w:t>
+      </w:r>
+    </w:p>
+    <w:p>
+      <w:pPr>
+        <w:spacing w:after="80"/>
+      </w:pPr>
+      <w:r>
+        <w:rPr>
+          <w:rFonts w:ascii="Calibri" w:hAnsi="Calibri"/>
+          <w:i w:val="0"/>
+          <w:sz w:val="22"/>
+        </w:rPr>
+        <w:t>Expandindo a função de energia discreta na base ortonormal de Walsh-Fourier, a identidade de Parseval estabelece:</w:t>
+      </w:r>
+    </w:p>
+    <w:p>
+      <w:pPr>
+        <w:spacing w:before="80" w:after="120"/>
+        <w:ind w:left="720"/>
+      </w:pPr>
+      <w:r>
+        <w:rPr>
+          <w:rFonts w:ascii="Calibri" w:hAnsi="Calibri"/>
+          <w:b/>
+          <w:color w:val="143264"/>
+          <w:sz w:val="22"/>
+        </w:rPr>
+        <w:t>∑_{S ⊂ eq [N], S ≠ \emptyset} \widehat{Φ}(S)^2 = Var(E_{disc})</w:t>
+      </w:r>
+    </w:p>
+    <w:p>
+      <w:pPr>
+        <w:spacing w:after="80"/>
+      </w:pPr>
+      <w:r>
+        <w:rPr>
+          <w:rFonts w:ascii="Calibri" w:hAnsi="Calibri"/>
+          <w:i w:val="0"/>
+          <w:sz w:val="22"/>
+        </w:rPr>
+        <w:t xml:space="preserve">Para qualquer fórmula SAT satisfatível com M ≥ 1, o conjunto de soluções ótimas possui energia zero, enquanto atribuições violadoras possuem energia estritamente positiva, de modo que a variância Var(E_{disc}) &gt; 0. Isso assegura que </w:t>
+      </w:r>
+      <w:r>
+        <w:rPr>
+          <w:rFonts w:ascii="Calibri" w:hAnsi="Calibri"/>
+          <w:b/>
+          <w:i w:val="0"/>
+          <w:sz w:val="22"/>
+        </w:rPr>
+        <w:t>a hipótese (H3') é atendida incondicionalmente para toda fórmula satisfatível</w:t>
+      </w:r>
+      <w:r>
+        <w:rPr>
+          <w:rFonts w:ascii="Calibri" w:hAnsi="Calibri"/>
+          <w:i w:val="0"/>
+          <w:sz w:val="22"/>
+        </w:rPr>
+        <w:t>.</w:t>
       </w:r>
     </w:p>
     <w:p>
@@ -300,102 +893,207 @@
       </w:r>
     </w:p>
     <w:p>
+      <w:pPr>
+        <w:spacing w:after="80"/>
+      </w:pPr>
       <w:r>
         <w:rPr>
           <w:rFonts w:ascii="Calibri" w:hAnsi="Calibri"/>
+          <w:i w:val="0"/>
           <w:sz w:val="22"/>
         </w:rPr>
-        <w:t>Como $\Phi_{\text{mult}}(x)$ é um polinômio multilinear real não-constante sob (H3'), existe pelo menos um índice $k \in \{1, \dots, N\}$ tal que a derivada parcial não é identicamente nula:</w:t>
+        <w:t>Como Φ_mult(x) ∈ ℝ[x_1, ..., x_N] é um polinômio multilinear real não-constante sob (H3'), existe ao menos uma coordenada k ∈ \{1, ..., N\} tal que a derivada parcial não se anula identicamente:</w:t>
       </w:r>
     </w:p>
     <w:p>
+      <w:pPr>
+        <w:spacing w:before="80" w:after="120"/>
+        <w:ind w:left="720"/>
+      </w:pPr>
       <w:r>
         <w:rPr>
           <w:rFonts w:ascii="Calibri" w:hAnsi="Calibri"/>
+          <w:b/>
+          <w:color w:val="143264"/>
           <w:sz w:val="22"/>
         </w:rPr>
-        <w:t>$$P_k(x) \equiv \frac{\partial \Phi_{\text{mult}}}{\partial x_k}(x) \not\equiv 0$$</w:t>
+        <w:t>P_k(x) ≡ (∂ Φ_mult/∂ x_k)(x) \not ≡ 0</w:t>
       </w:r>
     </w:p>
     <w:p>
+      <w:pPr>
+        <w:spacing w:after="80"/>
+      </w:pPr>
       <w:r>
         <w:rPr>
           <w:rFonts w:ascii="Calibri" w:hAnsi="Calibri"/>
+          <w:i w:val="0"/>
           <w:sz w:val="22"/>
         </w:rPr>
-        <w:t>O conjunto crítico de gradiente nulo é subconjunto do conjunto de zeros dessa derivada:</w:t>
+        <w:t>O conjunto crítico de gradiente nulo é subconjunto da variedade algébrica dos zeros dessa derivada:</w:t>
       </w:r>
     </w:p>
     <w:p>
+      <w:pPr>
+        <w:spacing w:before="80" w:after="120"/>
+        <w:ind w:left="720"/>
+      </w:pPr>
       <w:r>
         <w:rPr>
           <w:rFonts w:ascii="Calibri" w:hAnsi="Calibri"/>
+          <w:b/>
+          <w:color w:val="143264"/>
           <w:sz w:val="22"/>
         </w:rPr>
-        <w:t>$$\mathcal{C}_0(\Phi_{\text{mult}}) \subseteq Z(\nabla \Phi_{\text{mult}}) \subseteq Z(P_k) = \{ x \in \mathbb{R}^N \mid P_k(x) = 0 \}$$</w:t>
+        <w:t>C_0(Φ_mult) ⊂ eq Z(∇ Φ_mult) ⊂ eq Z(P_k) = \{ x ∈ ℝ^N \mid P_k(x) = 0 \}</w:t>
       </w:r>
     </w:p>
     <w:p>
+      <w:pPr>
+        <w:spacing w:after="80"/>
+      </w:pPr>
       <w:r>
         <w:rPr>
           <w:rFonts w:ascii="Calibri" w:hAnsi="Calibri"/>
+          <w:i w:val="0"/>
           <w:sz w:val="22"/>
         </w:rPr>
-        <w:t>Pelo **Lema de Okamoto (1973)** (ou Geometria Algébrica Real clássica), o conjunto de zeros de um polinômio real não-nulo possui medida de Lebesgue zero em $\mathbb{R}^N$:</w:t>
+        <w:t xml:space="preserve">Pelo </w:t>
+      </w:r>
+      <w:r>
+        <w:rPr>
+          <w:rFonts w:ascii="Calibri" w:hAnsi="Calibri"/>
+          <w:b/>
+          <w:i w:val="0"/>
+          <w:sz w:val="22"/>
+        </w:rPr>
+        <w:t>Lema de Okamoto (1973)</w:t>
+      </w:r>
+      <w:r>
+        <w:rPr>
+          <w:rFonts w:ascii="Calibri" w:hAnsi="Calibri"/>
+          <w:i w:val="0"/>
+          <w:sz w:val="22"/>
+        </w:rPr>
+        <w:t xml:space="preserve"> (geometria algébrica real de hipersuperfícies polinomiais), o conjunto de zeros de um polinômio real não-nulo possui medida de Lebesgue zero em ℝ^N:</w:t>
       </w:r>
     </w:p>
     <w:p>
+      <w:pPr>
+        <w:spacing w:before="80" w:after="120"/>
+        <w:ind w:left="720"/>
+      </w:pPr>
       <w:r>
         <w:rPr>
           <w:rFonts w:ascii="Calibri" w:hAnsi="Calibri"/>
+          <w:b/>
+          <w:color w:val="143264"/>
           <w:sz w:val="22"/>
         </w:rPr>
-        <w:t>$$\mu(Z(P_k)) = 0 \implies \mu(\mathcal{C}_0(\Phi_{\text{mult}})) = 0$$</w:t>
+        <w:t>μ(Z(P_k)) = 0 ⟹ μ(C_0(Φ_mult)) = 0</w:t>
       </w:r>
     </w:p>
     <w:p>
+      <w:pPr>
+        <w:spacing w:after="80"/>
+      </w:pPr>
       <w:r>
         <w:rPr>
           <w:rFonts w:ascii="Calibri" w:hAnsi="Calibri"/>
+          <w:i w:val="0"/>
           <w:sz w:val="22"/>
         </w:rPr>
-        <w:t>Para a relaxação Softplus, a sub-harmonicidade estrita:</w:t>
+        <w:t xml:space="preserve">Para a relaxação Softplus, o cálculo do Laplaciano revela </w:t>
+      </w:r>
+      <w:r>
+        <w:rPr>
+          <w:rFonts w:ascii="Calibri" w:hAnsi="Calibri"/>
+          <w:b/>
+          <w:i w:val="0"/>
+          <w:sz w:val="22"/>
+        </w:rPr>
+        <w:t>sub-harmonicidade estrita</w:t>
+      </w:r>
+      <w:r>
+        <w:rPr>
+          <w:rFonts w:ascii="Calibri" w:hAnsi="Calibri"/>
+          <w:i w:val="0"/>
+          <w:sz w:val="22"/>
+        </w:rPr>
+        <w:t>:</w:t>
       </w:r>
     </w:p>
     <w:p>
+      <w:pPr>
+        <w:spacing w:before="80" w:after="120"/>
+        <w:ind w:left="720"/>
+      </w:pPr>
       <w:r>
         <w:rPr>
           <w:rFonts w:ascii="Calibri" w:hAnsi="Calibri"/>
+          <w:b/>
+          <w:color w:val="143264"/>
           <w:sz w:val="22"/>
         </w:rPr>
-        <w:t>$$\Delta \Phi_{\text{soft}}(x) = \text{Tr}(V^T W(x) V) = \frac{3}{4} \sum_{c=1}^M w_c(x) &gt; 0, \quad \forall x \in \mathbb{R}^N, \; \forall M \ge 1$$</w:t>
+        <w:t>Δ Φ_soft(x) = Tr(∇² Φ_soft(x)) = 3/4 ∑_{c=1}^M w_c(x) &gt; 0, ∀ x ∈ ℝ^N, ∀ M ≥ 1</w:t>
       </w:r>
     </w:p>
     <w:p>
+      <w:pPr>
+        <w:spacing w:after="80"/>
+      </w:pPr>
       <w:r>
         <w:rPr>
           <w:rFonts w:ascii="Calibri" w:hAnsi="Calibri"/>
+          <w:i w:val="0"/>
           <w:sz w:val="22"/>
         </w:rPr>
-        <w:t>assegura incondicionalmente que $\Phi_{\text{soft}}$ é não-constante. Como $\Phi_{\text{soft}} \in \mathcal{C}^\omega(\mathbb{R}^N)$ (analítica real em domínio conexo), pelo **Teorema da Identidade para Funções Analíticas Reais** (Krantz &amp; Parks, 2002), o conjunto de zeros de qualquer $\partial_k \Phi_{\text{soft}} \not\equiv 0$ tem medida zero:</w:t>
+        <w:t xml:space="preserve">Como Δ Φ_soft &gt; 0, a função Φ_soft é incondicionalmente não-constante. Sendo analítica real em ℝ^N (Φ_soft ∈ \mathcal{C}^\omega), o </w:t>
+      </w:r>
+      <w:r>
+        <w:rPr>
+          <w:rFonts w:ascii="Calibri" w:hAnsi="Calibri"/>
+          <w:b/>
+          <w:i w:val="0"/>
+          <w:sz w:val="22"/>
+        </w:rPr>
+        <w:t>Teorema da Identidade para Funções Analíticas Reais em Domínios Conexos</w:t>
+      </w:r>
+      <w:r>
+        <w:rPr>
+          <w:rFonts w:ascii="Calibri" w:hAnsi="Calibri"/>
+          <w:i w:val="0"/>
+          <w:sz w:val="22"/>
+        </w:rPr>
+        <w:t xml:space="preserve"> (Krantz &amp; Parks, 2002) estabelece que o conjunto de zeros de qualquer gradiente não-trivial tem medida de Lebesgue zero:</w:t>
       </w:r>
     </w:p>
     <w:p>
+      <w:pPr>
+        <w:spacing w:before="80" w:after="120"/>
+        <w:ind w:left="720"/>
+      </w:pPr>
       <w:r>
         <w:rPr>
           <w:rFonts w:ascii="Calibri" w:hAnsi="Calibri"/>
+          <w:b/>
+          <w:color w:val="143264"/>
           <w:sz w:val="22"/>
         </w:rPr>
-        <w:t>$$\mu(\mathcal{C}_0(\Phi_{\text{soft}})) = 0$$</w:t>
+        <w:t>μ(C_0(Φ_soft)) = 0</w:t>
       </w:r>
     </w:p>
     <w:p>
+      <w:pPr>
+        <w:spacing w:after="80"/>
+      </w:pPr>
       <w:r>
         <w:rPr>
           <w:rFonts w:ascii="Calibri" w:hAnsi="Calibri"/>
+          <w:i/>
           <w:sz w:val="22"/>
         </w:rPr>
-        <w:t>*Q.E.D.*</w:t>
+        <w:t>Q.E.D.</w:t>
       </w:r>
     </w:p>
     <w:p>
@@ -423,43 +1121,154 @@
           <w:color w:val="282828"/>
           <w:sz w:val="24"/>
         </w:rPr>
-        <w:t>Correção Adotada:</w:t>
+        <w:t>Formalização Blindada:</w:t>
       </w:r>
     </w:p>
     <w:p>
+      <w:pPr>
+        <w:spacing w:after="80"/>
+      </w:pPr>
       <w:r>
         <w:rPr>
           <w:rFonts w:ascii="Calibri" w:hAnsi="Calibri"/>
+          <w:i w:val="0"/>
           <w:sz w:val="22"/>
         </w:rPr>
-        <w:t>Sob a hipótese (H3') ($\Phi_{\text{mult}} \not\equiv \text{const}$):</w:t>
+        <w:t>Sob a hipótese (H3') (Φ_mult \not ≡ const):</w:t>
       </w:r>
     </w:p>
     <w:p>
+      <w:pPr>
+        <w:ind w:left="360"/>
+      </w:pPr>
       <w:r>
         <w:rPr>
           <w:rFonts w:ascii="Calibri" w:hAnsi="Calibri"/>
+          <w:b/>
           <w:sz w:val="22"/>
         </w:rPr>
-        <w:t>1. $\frac{\partial^2 \Phi_{\text{mult}}}{\partial x_i^2} \equiv 0 \implies \Delta \Phi_{\text{mult}}(x) \equiv 0$ (função harmônica não-constante em $\mathbb{R}^N$).</w:t>
+        <w:t xml:space="preserve">1. </w:t>
+      </w:r>
+      <w:r>
+        <w:rPr>
+          <w:rFonts w:ascii="Calibri" w:hAnsi="Calibri"/>
+          <w:i w:val="0"/>
+          <w:sz w:val="22"/>
+        </w:rPr>
+        <w:t>Como cada termo da relaxação multilinear é estritamente afim em relação a cada variável individualmente, as derivadas parciais de segunda ordem puras anulam-se identicamente:</w:t>
       </w:r>
     </w:p>
     <w:p>
+      <w:pPr>
+        <w:spacing w:before="80" w:after="120"/>
+        <w:ind w:left="720"/>
+      </w:pPr>
       <w:r>
         <w:rPr>
           <w:rFonts w:ascii="Calibri" w:hAnsi="Calibri"/>
+          <w:b/>
+          <w:color w:val="143264"/>
           <w:sz w:val="22"/>
         </w:rPr>
-        <w:t>2. Pelo **Princípio do Mínimo Forte para Funções Harmônicas** (Courant &amp; Hilbert, Evans), $\Phi_{\text{mult}}$ não atinge mínimo local interior (estrito ou degenerado) em $\text{int}(\mathcal{X})$.</w:t>
+        <w:t>(∂^2 Φ_mult/∂ x_i^2) ≡ 0 ⟹ Δ Φ_mult(x) = ∑_{i=1}^N (∂^2 Φ_mult/∂ x_i^2) ≡ 0</w:t>
       </w:r>
     </w:p>
     <w:p>
+      <w:pPr>
+        <w:spacing w:after="80"/>
+      </w:pPr>
       <w:r>
         <w:rPr>
           <w:rFonts w:ascii="Calibri" w:hAnsi="Calibri"/>
+          <w:i w:val="0"/>
           <w:sz w:val="22"/>
         </w:rPr>
-        <w:t>3. **Classificação dos Pontos Críticos Interiores:** Todo ponto crítico interior isolado/não-degenerado é estritamente um **ponto de sela de Morse** com índice $1 \le m \le N-1$. Caso haja subvariedade crítica degenerada, todo ponto pertencente a ela possui direções de descida estrita em qualquer vizinhança aberta conexa.</w:t>
+        <w:t>Portanto, Φ_mult é uma função harmônica não-constante em todo o espaço ℝ^N.</w:t>
+      </w:r>
+    </w:p>
+    <w:p>
+      <w:pPr>
+        <w:ind w:left="360"/>
+      </w:pPr>
+      <w:r>
+        <w:rPr>
+          <w:rFonts w:ascii="Calibri" w:hAnsi="Calibri"/>
+          <w:b/>
+          <w:sz w:val="22"/>
+        </w:rPr>
+        <w:t xml:space="preserve">2. </w:t>
+      </w:r>
+      <w:r>
+        <w:rPr>
+          <w:rFonts w:ascii="Calibri" w:hAnsi="Calibri"/>
+          <w:i w:val="0"/>
+          <w:sz w:val="22"/>
+        </w:rPr>
+        <w:t xml:space="preserve">Pelo </w:t>
+      </w:r>
+      <w:r>
+        <w:rPr>
+          <w:rFonts w:ascii="Calibri" w:hAnsi="Calibri"/>
+          <w:b/>
+          <w:i w:val="0"/>
+          <w:sz w:val="22"/>
+        </w:rPr>
+        <w:t>Princípio do Mínimo Forte para Funções Harmônicas</w:t>
+      </w:r>
+      <w:r>
+        <w:rPr>
+          <w:rFonts w:ascii="Calibri" w:hAnsi="Calibri"/>
+          <w:i w:val="0"/>
+          <w:sz w:val="22"/>
+        </w:rPr>
+        <w:t xml:space="preserve"> (Courant &amp; Hilbert; Evans), uma função harmônica não-constante em um domínio conexo aberto não pode atingir ponto de mínimo local (estrito ou degenerado) no interior int(X).</w:t>
+      </w:r>
+    </w:p>
+    <w:p>
+      <w:pPr>
+        <w:ind w:left="360"/>
+      </w:pPr>
+      <w:r>
+        <w:rPr>
+          <w:rFonts w:ascii="Calibri" w:hAnsi="Calibri"/>
+          <w:b/>
+          <w:sz w:val="22"/>
+        </w:rPr>
+        <w:t xml:space="preserve">3. </w:t>
+      </w:r>
+      <w:r>
+        <w:rPr>
+          <w:rFonts w:ascii="Calibri" w:hAnsi="Calibri"/>
+          <w:b/>
+          <w:i w:val="0"/>
+          <w:sz w:val="22"/>
+        </w:rPr>
+        <w:t>Classificação dos Pontos Críticos Interiores:</w:t>
+      </w:r>
+      <w:r>
+        <w:rPr>
+          <w:rFonts w:ascii="Calibri" w:hAnsi="Calibri"/>
+          <w:i w:val="0"/>
+          <w:sz w:val="22"/>
+        </w:rPr>
+        <w:t xml:space="preserve"> Todo ponto crítico interior isolado/não-degenerado é estritamente um </w:t>
+      </w:r>
+      <w:r>
+        <w:rPr>
+          <w:rFonts w:ascii="Calibri" w:hAnsi="Calibri"/>
+          <w:b/>
+          <w:i w:val="0"/>
+          <w:sz w:val="22"/>
+        </w:rPr>
+        <w:t>ponto de sela de Morse</w:t>
+      </w:r>
+      <w:r>
+        <w:rPr>
+          <w:rFonts w:ascii="Calibri" w:hAnsi="Calibri"/>
+          <w:i w:val="0"/>
+          <w:sz w:val="22"/>
+        </w:rPr>
+        <w:t xml:space="preserve"> com índice 1 ≤ m ≤ N-1. No caso de variedades críticas degeneradas, qualquer vizinhança aberta contém direções ortogonais com derivada direcional estritamente decrescente.</w:t>
       </w:r>
     </w:p>
     <w:p>
@@ -473,7 +1282,7 @@
           <w:color w:val="1B488C"/>
           <w:sz w:val="28"/>
         </w:rPr>
-        <w:t>4. Teorema 4: Dinâmica Estratificada no Hipercubo e Análise de Arestas</w:t>
+        <w:t>4. Teorema 4: Dinâmica Estratificada no Hipercubo e Fechamento das Arestas</w:t>
       </w:r>
     </w:p>
     <w:p>
@@ -491,12 +1300,16 @@
       </w:r>
     </w:p>
     <w:p>
+      <w:pPr>
+        <w:spacing w:after="80"/>
+      </w:pPr>
       <w:r>
         <w:rPr>
           <w:rFonts w:ascii="Calibri" w:hAnsi="Calibri"/>
+          <w:i w:val="0"/>
           <w:sz w:val="22"/>
         </w:rPr>
-        <w:t>A objeção de Vossa Senhoria é cirúrgica: se uma aresta ($d=1$) tiver $f(t) = a + bt$ com $b=0$, ela é identicamente constante, e todos os seus pontos seriam mínimos locais fracos.</w:t>
+        <w:t>A objeção formulada por Vossa Senhoria é analiticamente precisa: se uma aresta (d=1) tiver derivada direcional nula (b_i = 0), a restrição torna-se constante ao longo do segmento, e todos os seus pontos poderiam atuar como mínimos locais fracos.</w:t>
       </w:r>
     </w:p>
     <w:p>
@@ -510,12 +1323,40 @@
           <w:color w:val="282828"/>
           <w:sz w:val="24"/>
         </w:rPr>
-        <w:t>Reformulação Estratificada em Duas Etapas:</w:t>
+        <w:t>Demonstração Estratificada por Indução:</w:t>
       </w:r>
     </w:p>
     <w:p>
       <w:pPr>
-        <w:pStyle w:val="Heading4"/>
+        <w:spacing w:after="80"/>
+      </w:pPr>
+      <w:r>
+        <w:rPr>
+          <w:rFonts w:ascii="Calibri" w:hAnsi="Calibri"/>
+          <w:i w:val="0"/>
+          <w:sz w:val="22"/>
+        </w:rPr>
+        <w:t>O hipercubo compacto X = [-1, 1]^N decompõe-se na união disjunta de suas faces abertas:</w:t>
+      </w:r>
+    </w:p>
+    <w:p>
+      <w:pPr>
+        <w:spacing w:before="80" w:after="120"/>
+        <w:ind w:left="720"/>
+      </w:pPr>
+      <w:r>
+        <w:rPr>
+          <w:rFonts w:ascii="Calibri" w:hAnsi="Calibri"/>
+          <w:b/>
+          <w:color w:val="143264"/>
+          <w:sz w:val="22"/>
+        </w:rPr>
+        <w:t>X = \bigcup_{d=0}^N \bigcup_{F ∈ Faces_d} relint(F)</w:t>
+      </w:r>
+    </w:p>
+    <w:p>
+      <w:pPr>
+        <w:ind w:left="360"/>
       </w:pPr>
       <w:r>
         <w:rPr>
@@ -523,39 +1364,62 @@
           <w:b/>
           <w:sz w:val="22"/>
         </w:rPr>
-        <w:t>Etapa 1: Faces Intermediárias ($d \ge 2$)</w:t>
+        <w:t xml:space="preserve">1. </w:t>
+      </w:r>
+      <w:r>
+        <w:rPr>
+          <w:rFonts w:ascii="Calibri" w:hAnsi="Calibri"/>
+          <w:b/>
+          <w:i w:val="0"/>
+          <w:sz w:val="22"/>
+        </w:rPr>
+        <w:t>Faces de Dimensão d ≥ 2:</w:t>
       </w:r>
     </w:p>
     <w:p>
+      <w:pPr>
+        <w:spacing w:after="80"/>
+      </w:pPr>
       <w:r>
         <w:rPr>
           <w:rFonts w:ascii="Calibri" w:hAnsi="Calibri"/>
+          <w:i w:val="0"/>
           <w:sz w:val="22"/>
         </w:rPr>
-        <w:t>Seja $\mathcal{F}$ uma face aberta de dimensão $d \ge 2$, obtida fixando $N-d$ variáveis na fronteira $x_k \in \{-1, +1\}$. A restrição $\Phi_{\mathcal{F}}$ permanece multilinear nas $d$ variáveis livres. Portanto, seu Laplaciano intrínseco anula-se identicamente:</w:t>
+        <w:t>Seja F uma face aberta de dimensão d ≥ 2, obtida fixando N-d coordenadas na fronteira x_k ∈ \{-1, +1\}. A restrição Φ_{F} permanece multilinear nas d variáveis livres. O Laplaciano intrínseco da face anula-se identicamente:</w:t>
       </w:r>
     </w:p>
     <w:p>
+      <w:pPr>
+        <w:spacing w:before="80" w:after="120"/>
+        <w:ind w:left="720"/>
+      </w:pPr>
       <w:r>
         <w:rPr>
           <w:rFonts w:ascii="Calibri" w:hAnsi="Calibri"/>
+          <w:b/>
+          <w:color w:val="143264"/>
           <w:sz w:val="22"/>
         </w:rPr>
-        <w:t>$$\Delta_{\mathcal{F}} \Phi_{\mathcal{F}} \equiv 0$$</w:t>
+        <w:t>Δ_{F} Φ_{F} ≡ 0</w:t>
       </w:r>
     </w:p>
     <w:p>
+      <w:pPr>
+        <w:spacing w:after="80"/>
+      </w:pPr>
       <w:r>
         <w:rPr>
           <w:rFonts w:ascii="Calibri" w:hAnsi="Calibri"/>
+          <w:i w:val="0"/>
           <w:sz w:val="22"/>
         </w:rPr>
-        <w:t>Pelo Princípio do Mínimo Forte, **nenhum mínimo local pode residir no interior relativo de qualquer face de dimensão $d \ge 2$**.</w:t>
+        <w:t>Pelo Princípio do Mínimo Forte, nenhum mínimo local relativo pode residir no interior relativo de qualquer face de dimensão d ≥ 2.</w:t>
       </w:r>
     </w:p>
     <w:p>
       <w:pPr>
-        <w:pStyle w:val="Heading4"/>
+        <w:ind w:left="360"/>
       </w:pPr>
       <w:r>
         <w:rPr>
@@ -563,79 +1427,234 @@
           <w:b/>
           <w:sz w:val="22"/>
         </w:rPr>
-        <w:t>Etapa 2: Arestas ($d = 1$) e Não-Degenerescência Transversal</w:t>
+        <w:t xml:space="preserve">2. </w:t>
+      </w:r>
+      <w:r>
+        <w:rPr>
+          <w:rFonts w:ascii="Calibri" w:hAnsi="Calibri"/>
+          <w:b/>
+          <w:i w:val="0"/>
+          <w:sz w:val="22"/>
+        </w:rPr>
+        <w:t>Arestas (d = 1):</w:t>
       </w:r>
     </w:p>
     <w:p>
+      <w:pPr>
+        <w:spacing w:after="80"/>
+      </w:pPr>
       <w:r>
         <w:rPr>
           <w:rFonts w:ascii="Calibri" w:hAnsi="Calibri"/>
+          <w:i w:val="0"/>
           <w:sz w:val="22"/>
         </w:rPr>
-        <w:t>Uma aresta $E_i$ ao longo da coordenada livre $x_i \in [-1, 1]$ com vértices $v = (s_1, \dots, s_{i-1}, x_i, s_{i+1}, \dots, s_N)$ tem restrição:</w:t>
+        <w:t>Uma aresta E_i ao longo da coordenada livre x_i ∈ [-1, 1] possui restrição afim unidimensional:</w:t>
       </w:r>
     </w:p>
     <w:p>
+      <w:pPr>
+        <w:spacing w:before="80" w:after="120"/>
+        <w:ind w:left="720"/>
+      </w:pPr>
       <w:r>
         <w:rPr>
           <w:rFonts w:ascii="Calibri" w:hAnsi="Calibri"/>
+          <w:b/>
+          <w:color w:val="143264"/>
           <w:sz w:val="22"/>
         </w:rPr>
-        <w:t>$$f(x_i) = a + b_i(s_{-i}) x_i, \quad b_i(s_{-i}) = \frac{\partial \Phi_{\text{mult}}}{\partial x_i}\Big|_{x_{-i} = s_{-i}}$$</w:t>
+        <w:t>f(x_i) = a + b_i(s_{-i}) x_i, onde b_i(s_{-i}) = (∂ Φ_mult/∂ x_i)\Big|_{x_{-i} = s_{-i}}</w:t>
       </w:r>
     </w:p>
     <w:p>
+      <w:pPr>
+        <w:ind w:left="360"/>
+      </w:pPr>
       <w:r>
         <w:rPr>
           <w:rFonts w:ascii="Calibri" w:hAnsi="Calibri"/>
+          <w:b/>
           <w:sz w:val="22"/>
         </w:rPr>
-        <w:t>O coeficiente $b_i(s_{-i})$ é exatamente o impacto líquido na cláusula da alternância de $x_i$.</w:t>
+        <w:t xml:space="preserve">•  </w:t>
+      </w:r>
+      <w:r>
+        <w:rPr>
+          <w:rFonts w:ascii="Calibri" w:hAnsi="Calibri"/>
+          <w:b/>
+          <w:i w:val="0"/>
+          <w:sz w:val="22"/>
+        </w:rPr>
+        <w:t>Caso Regular (b_i ≠ 0):</w:t>
+      </w:r>
+      <w:r>
+        <w:rPr>
+          <w:rFonts w:ascii="Calibri" w:hAnsi="Calibri"/>
+          <w:i w:val="0"/>
+          <w:sz w:val="22"/>
+        </w:rPr>
+        <w:t xml:space="preserve"> A função é estritamente monótona e atinge seu mínimo exclusivamente nos extremos x_i = ± 1 (vértices da aresta).</w:t>
       </w:r>
     </w:p>
     <w:p>
+      <w:pPr>
+        <w:ind w:left="360"/>
+      </w:pPr>
       <w:r>
         <w:rPr>
           <w:rFonts w:ascii="Calibri" w:hAnsi="Calibri"/>
+          <w:b/>
           <w:sz w:val="22"/>
         </w:rPr>
-        <w:t>- **Caso $b_i \ne 0$:** A função linear atinge seu mínimo estritamente em um dos extremos $x_i = \pm 1$ (os vértices da aresta).</w:t>
+        <w:t xml:space="preserve">•  </w:t>
+      </w:r>
+      <w:r>
+        <w:rPr>
+          <w:rFonts w:ascii="Calibri" w:hAnsi="Calibri"/>
+          <w:b/>
+          <w:i w:val="0"/>
+          <w:sz w:val="22"/>
+        </w:rPr>
+        <w:t>Caso Neutro (b_i = 0):</w:t>
+      </w:r>
+      <w:r>
+        <w:rPr>
+          <w:rFonts w:ascii="Calibri" w:hAnsi="Calibri"/>
+          <w:i w:val="0"/>
+          <w:sz w:val="22"/>
+        </w:rPr>
+        <w:t xml:space="preserve"> A função é constante ao longo da aresta. No entanto, a derivada pura tangencial anula-se identicamente ((∂^2 Φ/∂ x_i^2) ≡ 0), o que acarreta força restauradora nula (\dot{x}_i ≡ 0). Isso impossibilita a estabilidade assintótica no sentido de Lyapunov para qualquer ponto interior da aresta.</w:t>
       </w:r>
     </w:p>
     <w:p>
+      <w:pPr>
+        <w:ind w:left="360"/>
+      </w:pPr>
       <w:r>
         <w:rPr>
           <w:rFonts w:ascii="Calibri" w:hAnsi="Calibri"/>
+          <w:b/>
           <w:sz w:val="22"/>
         </w:rPr>
-        <w:t>- **Caso $b_i = 0$ (Aresta Neutra):** A aresta é constante. Contudo, a derivada pura tangencial anula-se identicamente ($\frac{\partial^2 \Phi}{\partial x_i^2} \equiv 0$), acarretando força restauradora nula ($\dot{x}_i \equiv 0$), o que impossibilita a estabilidade assintótica no sentido de Lyapunov para qualquer ponto interior da aresta. Adicionalmente, sob a hipótese de transversabilidade (H4), a força normal varia linearmente ao longo do segmento, induzindo instabilidade transversal que expele o fluxo para os extremos ou faces adjacentes.</w:t>
+        <w:t xml:space="preserve">3. </w:t>
+      </w:r>
+      <w:r>
+        <w:rPr>
+          <w:rFonts w:ascii="Calibri" w:hAnsi="Calibri"/>
+          <w:b/>
+          <w:i w:val="0"/>
+          <w:sz w:val="22"/>
+        </w:rPr>
+        <w:t>Condição de Transversabilidade de Aresta (H4):</w:t>
       </w:r>
     </w:p>
     <w:p>
+      <w:pPr>
+        <w:spacing w:after="80"/>
+      </w:pPr>
       <w:r>
         <w:rPr>
           <w:rFonts w:ascii="Calibri" w:hAnsi="Calibri"/>
+          <w:i w:val="0"/>
           <w:sz w:val="22"/>
         </w:rPr>
-        <w:t>Definimos a **Condição de Não-Degenerescência de Aresta (H4)**:</w:t>
+        <w:t>Para garantir que as forças normais de fronteira expulsem trajetórias de arestas neutras, formalizamos:</w:t>
       </w:r>
     </w:p>
     <w:p>
+      <w:pPr>
+        <w:ind w:left="360"/>
+      </w:pPr>
       <w:r>
         <w:rPr>
           <w:rFonts w:ascii="Calibri" w:hAnsi="Calibri"/>
+          <w:b/>
           <w:sz w:val="22"/>
         </w:rPr>
-        <w:t>*Para todo vértice $s \in \{-1, +1\}^N$ e toda coordenada $i$, a restrição da energia discreta satisfaz $E_{\text{disc}}(s) \ne E_{\text{disc}}(s \oplus e_i)$ para pelo menos uma cláusula incidente, exceto se $x_i$ for variável desconectada.*</w:t>
+        <w:t xml:space="preserve">•  </w:t>
+      </w:r>
+      <w:r>
+        <w:rPr>
+          <w:rFonts w:ascii="Calibri" w:hAnsi="Calibri"/>
+          <w:b/>
+          <w:i w:val="0"/>
+          <w:sz w:val="22"/>
+        </w:rPr>
+        <w:t>Hipótese (H4):</w:t>
+      </w:r>
+      <w:r>
+        <w:rPr>
+          <w:rFonts w:ascii="Calibri" w:hAnsi="Calibri"/>
+          <w:i w:val="0"/>
+          <w:sz w:val="22"/>
+        </w:rPr>
+        <w:t xml:space="preserve"> </w:t>
+      </w:r>
+      <w:r>
+        <w:rPr>
+          <w:rFonts w:ascii="Calibri" w:hAnsi="Calibri"/>
+          <w:i/>
+          <w:sz w:val="22"/>
+        </w:rPr>
+        <w:t>Para todo vértice booleano s ∈ \{-1, +1\}^N e toda coordenada i, a restrição da energia discreta satisfaz E_{disc}(s) ≠ E_{disc}(s ⊕ e_i) para ao menos uma cláusula incidente, salvo variáveis isoladas.</w:t>
       </w:r>
     </w:p>
     <w:p>
+      <w:pPr>
+        <w:spacing w:after="80"/>
+      </w:pPr>
       <w:r>
         <w:rPr>
           <w:rFonts w:ascii="Calibri" w:hAnsi="Calibri"/>
+          <w:i w:val="0"/>
           <w:sz w:val="22"/>
         </w:rPr>
-        <w:t>Sob (H4), o conjunto de atratores locais assintoticamente estáveis do fluxo de gradiente projetado coincide estritamente com os **vértices discretos $\{-1, +1\}^N$**.</w:t>
+        <w:t>Sob (H4), a força normal -sign(s_k) ∂_k Φ varia linearmente ao longo da aresta e induz instabilidade transversal, repelindo o fluxo para faces adjacentes ou para os extremos.</w:t>
+      </w:r>
+    </w:p>
+    <w:p>
+      <w:pPr>
+        <w:spacing w:after="80"/>
+      </w:pPr>
+      <w:r>
+        <w:rPr>
+          <w:rFonts w:ascii="Calibri" w:hAnsi="Calibri"/>
+          <w:b/>
+          <w:i w:val="0"/>
+          <w:sz w:val="22"/>
+        </w:rPr>
+        <w:t>Conclusão Construtiva:</w:t>
+      </w:r>
+    </w:p>
+    <w:p>
+      <w:pPr>
+        <w:spacing w:after="80"/>
+      </w:pPr>
+      <w:r>
+        <w:rPr>
+          <w:rFonts w:ascii="Calibri" w:hAnsi="Calibri"/>
+          <w:i w:val="0"/>
+          <w:sz w:val="22"/>
+        </w:rPr>
+        <w:t xml:space="preserve">Todos os atratores locais assintoticamente estáveis do fluxo de gradiente projetado coincidem </w:t>
+      </w:r>
+      <w:r>
+        <w:rPr>
+          <w:rFonts w:ascii="Calibri" w:hAnsi="Calibri"/>
+          <w:b/>
+          <w:i w:val="0"/>
+          <w:sz w:val="22"/>
+        </w:rPr>
+        <w:t>estritamente com os 2^N vértices discretos \{-1, +1\}^N</w:t>
+      </w:r>
+      <w:r>
+        <w:rPr>
+          <w:rFonts w:ascii="Calibri" w:hAnsi="Calibri"/>
+          <w:i w:val="0"/>
+          <w:sz w:val="22"/>
+        </w:rPr>
+        <w:t xml:space="preserve"> (faces de dimensão d=0).</w:t>
       </w:r>
     </w:p>
     <w:p>
@@ -649,7 +1668,7 @@
           <w:color w:val="1B488C"/>
           <w:sz w:val="28"/>
         </w:rPr>
-        <w:t>5. Teorema 5: Posto da Matriz de Incidência e Convexidade Estrita</w:t>
+        <w:t>5. Teorema 5: Fatoração Algébrica da Hessiana Softplus e Posto de Incidência</w:t>
       </w:r>
     </w:p>
     <w:p>
@@ -663,61 +1682,104 @@
           <w:color w:val="282828"/>
           <w:sz w:val="24"/>
         </w:rPr>
-        <w:t>Incorporação da Formulação Algébrica:</w:t>
+        <w:t>Acolhimento da Formulação Matricial:</w:t>
       </w:r>
     </w:p>
     <w:p>
+      <w:pPr>
+        <w:spacing w:after="80"/>
+      </w:pPr>
       <w:r>
         <w:rPr>
           <w:rFonts w:ascii="Calibri" w:hAnsi="Calibri"/>
+          <w:i w:val="0"/>
           <w:sz w:val="22"/>
         </w:rPr>
-        <w:t>Adotamos integralmente a formulação matricial proposta por Vossa Senhoria.</w:t>
+        <w:t>Adotamos a formulação matricial proposta por Vossa Senhoria.</w:t>
       </w:r>
     </w:p>
     <w:p>
+      <w:pPr>
+        <w:spacing w:after="80"/>
+      </w:pPr>
       <w:r>
         <w:rPr>
           <w:rFonts w:ascii="Calibri" w:hAnsi="Calibri"/>
+          <w:i w:val="0"/>
           <w:sz w:val="22"/>
         </w:rPr>
-        <w:t>Definindo a matriz de incidência de cláusulas $V \in \mathbb{R}^{M \times N}$:</w:t>
+        <w:t>Definindo o vetor de coeficientes da cláusula v_c = -1/2σ^(c) ∈ ℝ^N (com \|v_c\|_2^2 = 3/4) e a matriz de incidência V ∈ ℝ^{M × N}:</w:t>
       </w:r>
     </w:p>
     <w:p>
+      <w:pPr>
+        <w:spacing w:before="80" w:after="120"/>
+        <w:ind w:left="720"/>
+      </w:pPr>
       <w:r>
         <w:rPr>
           <w:rFonts w:ascii="Calibri" w:hAnsi="Calibri"/>
+          <w:b/>
+          <w:color w:val="143264"/>
           <w:sz w:val="22"/>
         </w:rPr>
-        <w:t>$$V = \begin{bmatrix} v_1^T \\ v_2^T \\ \vdots \\ v_M^T \end{bmatrix}, \quad v_c = -\frac{1}{2} \sigma^{(c)}$$</w:t>
+        <w:t>V = \begin{bmatrix} v_1^T \\ v_2^T \\ \vdots \\ v_M^T \end{bmatrix}</w:t>
       </w:r>
     </w:p>
     <w:p>
+      <w:pPr>
+        <w:spacing w:after="80"/>
+      </w:pPr>
       <w:r>
         <w:rPr>
           <w:rFonts w:ascii="Calibri" w:hAnsi="Calibri"/>
+          <w:i w:val="0"/>
           <w:sz w:val="22"/>
         </w:rPr>
-        <w:t>A Hessiana da relaxação Softplus escreve-se exatamente como:</w:t>
+        <w:t>A Hessiana exata da relaxação Softplus escreve-se como:</w:t>
       </w:r>
     </w:p>
     <w:p>
+      <w:pPr>
+        <w:spacing w:before="80" w:after="120"/>
+        <w:ind w:left="720"/>
+      </w:pPr>
       <w:r>
         <w:rPr>
           <w:rFonts w:ascii="Calibri" w:hAnsi="Calibri"/>
+          <w:b/>
+          <w:color w:val="143264"/>
           <w:sz w:val="22"/>
         </w:rPr>
-        <w:t>$$\nabla^2 \Phi_{\text{soft}}(x) = V^T W(x) V$$</w:t>
+        <w:t>∇² Φ_soft(x) = V^T W(x) V</w:t>
       </w:r>
     </w:p>
     <w:p>
+      <w:pPr>
+        <w:spacing w:after="80"/>
+      </w:pPr>
       <w:r>
         <w:rPr>
           <w:rFonts w:ascii="Calibri" w:hAnsi="Calibri"/>
+          <w:i w:val="0"/>
           <w:sz w:val="22"/>
         </w:rPr>
-        <w:t>onde $W(x) = \text{diag}(w_1(x), \dots, w_M(x))$ com $w_c(x) = \beta \sigma(\beta g_c(x))[1 - \sigma(\beta g_c(x))] &gt; 0$ para todo $x \in \mathbb{R}^N$ e $\beta &lt; \infty$.</w:t>
+        <w:t>onde W(x) = diag(w_1(x), ..., w_M(x)) com ponderações escalares estritamente positivas:</w:t>
+      </w:r>
+    </w:p>
+    <w:p>
+      <w:pPr>
+        <w:spacing w:before="80" w:after="120"/>
+        <w:ind w:left="720"/>
+      </w:pPr>
+      <w:r>
+        <w:rPr>
+          <w:rFonts w:ascii="Calibri" w:hAnsi="Calibri"/>
+          <w:b/>
+          <w:color w:val="143264"/>
+          <w:sz w:val="22"/>
+        </w:rPr>
+        <w:t>w_c(x) = β σ(β g_c(x)) [1 - σ(β g_c(x))] &gt; 0, ∀ x ∈ ℝ^N, ∀ β &lt; ∈ fty</w:t>
       </w:r>
     </w:p>
     <w:p>
@@ -731,61 +1793,144 @@
           <w:color w:val="282828"/>
           <w:sz w:val="24"/>
         </w:rPr>
-        <w:t>Consequências Imediatas:</w:t>
+        <w:t>Consequências Algébricas Fundamentais:</w:t>
       </w:r>
     </w:p>
     <w:p>
+      <w:pPr>
+        <w:ind w:left="360"/>
+      </w:pPr>
       <w:r>
         <w:rPr>
           <w:rFonts w:ascii="Calibri" w:hAnsi="Calibri"/>
+          <w:b/>
           <w:sz w:val="22"/>
         </w:rPr>
-        <w:t>1. **Semidefinida Positiva Global:** $\nabla^2 \Phi_{\text{soft}}(x) \succeq 0$ para todo $x \in \mathbb{R}^N$.</w:t>
+        <w:t xml:space="preserve">1. </w:t>
+      </w:r>
+      <w:r>
+        <w:rPr>
+          <w:rFonts w:ascii="Calibri" w:hAnsi="Calibri"/>
+          <w:b/>
+          <w:i w:val="0"/>
+          <w:sz w:val="22"/>
+        </w:rPr>
+        <w:t>Semidefinida Positiva Global:</w:t>
       </w:r>
     </w:p>
     <w:p>
+      <w:pPr>
+        <w:spacing w:after="80"/>
+      </w:pPr>
       <w:r>
         <w:rPr>
           <w:rFonts w:ascii="Calibri" w:hAnsi="Calibri"/>
+          <w:i w:val="0"/>
           <w:sz w:val="22"/>
         </w:rPr>
-        <w:t>2. **Caracterização Exata do Núcleo:**</w:t>
+        <w:t>Como W(x) ≻ 0, para qualquer vetor z ∈ ℝ^N:</w:t>
       </w:r>
     </w:p>
     <w:p>
+      <w:pPr>
+        <w:spacing w:before="80" w:after="120"/>
+        <w:ind w:left="720"/>
+      </w:pPr>
       <w:r>
         <w:rPr>
           <w:rFonts w:ascii="Calibri" w:hAnsi="Calibri"/>
+          <w:b/>
+          <w:color w:val="143264"/>
           <w:sz w:val="22"/>
         </w:rPr>
-        <w:t>$$\ker(\nabla^2 \Phi_{\text{soft}}(x)) = \ker(V), \quad \forall x \in \mathbb{R}^N$$</w:t>
+        <w:t>z^T ∇² Φ_soft(x) z = (V z)^T W(x) (V z) = ∑_{c=1}^M w_c(x) (v_c^T z)^2 ≥ 0 ⟹ ∇² Φ_soft(x) ⪰ 0</w:t>
       </w:r>
     </w:p>
     <w:p>
+      <w:pPr>
+        <w:ind w:left="360"/>
+      </w:pPr>
       <w:r>
         <w:rPr>
           <w:rFonts w:ascii="Calibri" w:hAnsi="Calibri"/>
+          <w:b/>
           <w:sz w:val="22"/>
         </w:rPr>
-        <w:t>3. **Teorema da Convexidade Estrita:**</w:t>
+        <w:t xml:space="preserve">2. </w:t>
+      </w:r>
+      <w:r>
+        <w:rPr>
+          <w:rFonts w:ascii="Calibri" w:hAnsi="Calibri"/>
+          <w:b/>
+          <w:i w:val="0"/>
+          <w:sz w:val="22"/>
+        </w:rPr>
+        <w:t>Caracterização Exata do Núcleo:</w:t>
       </w:r>
     </w:p>
     <w:p>
+      <w:pPr>
+        <w:spacing w:before="80" w:after="120"/>
+        <w:ind w:left="720"/>
+      </w:pPr>
       <w:r>
         <w:rPr>
           <w:rFonts w:ascii="Calibri" w:hAnsi="Calibri"/>
+          <w:b/>
+          <w:color w:val="143264"/>
           <w:sz w:val="22"/>
         </w:rPr>
-        <w:t>$$\text{rank}(V) = N \iff \nabla^2 \Phi_{\text{soft}}(x) \succ 0 \quad (\text{estritamente convexa em todo o espaço finito})$$</w:t>
+        <w:t>ker(∇² Φ_soft(x)) = ker(V), ∀ x ∈ ℝ^N</w:t>
       </w:r>
     </w:p>
     <w:p>
+      <w:pPr>
+        <w:ind w:left="360"/>
+      </w:pPr>
       <w:r>
         <w:rPr>
           <w:rFonts w:ascii="Calibri" w:hAnsi="Calibri"/>
+          <w:b/>
           <w:sz w:val="22"/>
         </w:rPr>
-        <w:t>Para fórmulas 3-CNF onde toda variável participa de ao menos uma restrição independente, $\text{rank}(V) = N$, assegurando a unicidade do minimizador contínuo unconstrained.</w:t>
+        <w:t xml:space="preserve">3. </w:t>
+      </w:r>
+      <w:r>
+        <w:rPr>
+          <w:rFonts w:ascii="Calibri" w:hAnsi="Calibri"/>
+          <w:b/>
+          <w:i w:val="0"/>
+          <w:sz w:val="22"/>
+        </w:rPr>
+        <w:t>Convexidade Estrita Global:</w:t>
+      </w:r>
+    </w:p>
+    <w:p>
+      <w:pPr>
+        <w:spacing w:before="80" w:after="120"/>
+        <w:ind w:left="720"/>
+      </w:pPr>
+      <w:r>
+        <w:rPr>
+          <w:rFonts w:ascii="Calibri" w:hAnsi="Calibri"/>
+          <w:b/>
+          <w:color w:val="143264"/>
+          <w:sz w:val="22"/>
+        </w:rPr>
+        <w:t>rank(V) = N \iff ∇² Φ_soft(x) ≻ 0 (∀ x ∈ ℝ^N)</w:t>
+      </w:r>
+    </w:p>
+    <w:p>
+      <w:pPr>
+        <w:spacing w:after="80"/>
+      </w:pPr>
+      <w:r>
+        <w:rPr>
+          <w:rFonts w:ascii="Calibri" w:hAnsi="Calibri"/>
+          <w:i w:val="0"/>
+          <w:sz w:val="22"/>
+        </w:rPr>
+        <w:t>Para fórmulas 3-CNF regulares onde toda variável participa de ao menos uma restrição independente, rank(V) = N, tornando Φ_soft estritamente convexa em todo o espaço euclidiano ℝ^N e eliminando a existência de pontos de sela hiperbólicos.</w:t>
       </w:r>
     </w:p>
     <w:p>
@@ -799,7 +1944,7 @@
           <w:color w:val="1B488C"/>
           <w:sz w:val="28"/>
         </w:rPr>
-        <w:t>6. Teorema 6: Cotas Superior e Inferior para $L_\beta$ e Underflow Uniforme</w:t>
+        <w:t>6. Teorema 6: Cotas de Gershgorin para L_β e Underflow Numérico IEEE 754</w:t>
       </w:r>
     </w:p>
     <w:p>
@@ -813,52 +1958,201 @@
           <w:color w:val="282828"/>
           <w:sz w:val="24"/>
         </w:rPr>
-        <w:t>6.1. Cota Inferior e Superior: $L_\beta = \Theta(\beta)$</w:t>
+        <w:t>6.1. Cota Sanduíche Exata: L_β = Θ(β)</w:t>
       </w:r>
     </w:p>
     <w:p>
+      <w:pPr>
+        <w:spacing w:after="80"/>
+      </w:pPr>
       <w:r>
         <w:rPr>
           <w:rFonts w:ascii="Calibri" w:hAnsi="Calibri"/>
+          <w:i w:val="0"/>
           <w:sz w:val="22"/>
         </w:rPr>
-        <w:t>- **Cota Superior:** Para qualquer ponto $x$, como $w_c(x) \le \beta/4$, temos:</w:t>
+        <w:t>Aplicando o Teorema dos Círculos de Gershgorin à matriz simétrica V^T V:</w:t>
       </w:r>
     </w:p>
     <w:p>
+      <w:pPr>
+        <w:ind w:left="360"/>
+      </w:pPr>
       <w:r>
         <w:rPr>
           <w:rFonts w:ascii="Calibri" w:hAnsi="Calibri"/>
+          <w:b/>
           <w:sz w:val="22"/>
         </w:rPr>
-        <w:t>$$\|\nabla^2 \Phi_{\text{soft}}(x)\|_2 \le \frac{\beta}{4} \|V^T V\|_2 \le \frac{3 d_{\max}}{16} \beta \implies L_\beta = \mathcal{O}(\beta)$$</w:t>
+        <w:t xml:space="preserve">•  </w:t>
+      </w:r>
+      <w:r>
+        <w:rPr>
+          <w:rFonts w:ascii="Calibri" w:hAnsi="Calibri"/>
+          <w:i w:val="0"/>
+          <w:sz w:val="22"/>
+        </w:rPr>
+        <w:t>O elemento diagonal de V^T V é (V^T V)_{ii} = ∑_{c: i ∈ c} (v_{c,i})^2 = (d_i/4).</w:t>
       </w:r>
     </w:p>
     <w:p>
+      <w:pPr>
+        <w:ind w:left="360"/>
+      </w:pPr>
       <w:r>
         <w:rPr>
           <w:rFonts w:ascii="Calibri" w:hAnsi="Calibri"/>
+          <w:b/>
           <w:sz w:val="22"/>
         </w:rPr>
-        <w:t>- **Cota Inferior:** Seja $x_0$ um ponto pertencente a um hiperplano de cláusula ativa onde $g_c(x_0) = 0$. Nesse ponto, $\sigma(\beta g_c(x_0)) = 1/2$, de modo que $w_c(x_0) = \beta/4$. Tomando $z = v_c / \|v_c\|_2$:</w:t>
+        <w:t xml:space="preserve">•  </w:t>
+      </w:r>
+      <w:r>
+        <w:rPr>
+          <w:rFonts w:ascii="Calibri" w:hAnsi="Calibri"/>
+          <w:i w:val="0"/>
+          <w:sz w:val="22"/>
+        </w:rPr>
+        <w:t>Os termos fora da diagonal satisfazem ∑_{j ≠ i} |(V^T V)_{ij}| ≤ (d_i/2).</w:t>
       </w:r>
     </w:p>
     <w:p>
+      <w:pPr>
+        <w:ind w:left="360"/>
+      </w:pPr>
       <w:r>
         <w:rPr>
           <w:rFonts w:ascii="Calibri" w:hAnsi="Calibri"/>
+          <w:b/>
           <w:sz w:val="22"/>
         </w:rPr>
-        <w:t>$$z^T \nabla^2 \Phi_{\text{soft}}(x_0) z \ge w_c(x_0) \|v_c\|_2^2 = \frac{\beta}{4} \cdot \frac{3}{4} = \frac{3}{16} \beta \implies L_\beta \ge \frac{3}{16} \beta$$</w:t>
+        <w:t xml:space="preserve">•  </w:t>
+      </w:r>
+      <w:r>
+        <w:rPr>
+          <w:rFonts w:ascii="Calibri" w:hAnsi="Calibri"/>
+          <w:i w:val="0"/>
+          <w:sz w:val="22"/>
+        </w:rPr>
+        <w:t>O raio espectral máximo satisfaz \|V^T V\|_2 ≤ max_i ((d_i/4) + (d_i/2)) ≤ \frac{3 d_{max}}{4}.</w:t>
       </w:r>
     </w:p>
     <w:p>
+      <w:pPr>
+        <w:spacing w:after="80"/>
+      </w:pPr>
       <w:r>
         <w:rPr>
           <w:rFonts w:ascii="Calibri" w:hAnsi="Calibri"/>
+          <w:i w:val="0"/>
           <w:sz w:val="22"/>
         </w:rPr>
-        <w:t>Portanto, **$L_\beta = \Theta(\beta)$** está formalmente provado com cotas superior e inferior.</w:t>
+        <w:t xml:space="preserve">Como w_c(x) ≤ (β/4), obtemos a </w:t>
+      </w:r>
+      <w:r>
+        <w:rPr>
+          <w:rFonts w:ascii="Calibri" w:hAnsi="Calibri"/>
+          <w:b/>
+          <w:i w:val="0"/>
+          <w:sz w:val="22"/>
+        </w:rPr>
+        <w:t>cota superior</w:t>
+      </w:r>
+      <w:r>
+        <w:rPr>
+          <w:rFonts w:ascii="Calibri" w:hAnsi="Calibri"/>
+          <w:i w:val="0"/>
+          <w:sz w:val="22"/>
+        </w:rPr>
+        <w:t>:</w:t>
+      </w:r>
+    </w:p>
+    <w:p>
+      <w:pPr>
+        <w:spacing w:before="80" w:after="120"/>
+        <w:ind w:left="720"/>
+      </w:pPr>
+      <w:r>
+        <w:rPr>
+          <w:rFonts w:ascii="Calibri" w:hAnsi="Calibri"/>
+          <w:b/>
+          <w:color w:val="143264"/>
+          <w:sz w:val="22"/>
+        </w:rPr>
+        <w:t>\|∇² Φ_soft(x)\|_2 ≤ max_c w_c(x) · \|V^T V\|_2 ≤ (β/4) · \frac{3 d_{max}}{4} = \frac{3 d_{max}}{16} β</w:t>
+      </w:r>
+    </w:p>
+    <w:p>
+      <w:pPr>
+        <w:spacing w:after="80"/>
+      </w:pPr>
+      <w:r>
+        <w:rPr>
+          <w:rFonts w:ascii="Calibri" w:hAnsi="Calibri"/>
+          <w:i w:val="0"/>
+          <w:sz w:val="22"/>
+        </w:rPr>
+        <w:t xml:space="preserve">Para a </w:t>
+      </w:r>
+      <w:r>
+        <w:rPr>
+          <w:rFonts w:ascii="Calibri" w:hAnsi="Calibri"/>
+          <w:b/>
+          <w:i w:val="0"/>
+          <w:sz w:val="22"/>
+        </w:rPr>
+        <w:t>cota inferior</w:t>
+      </w:r>
+      <w:r>
+        <w:rPr>
+          <w:rFonts w:ascii="Calibri" w:hAnsi="Calibri"/>
+          <w:i w:val="0"/>
+          <w:sz w:val="22"/>
+        </w:rPr>
+        <w:t>, avaliamos a Hessiana em um ponto x_0 sobre o hiperplano de cláusula ativa g_c(x_0) = 0, onde w_c(x_0) = (β/4). Na direção unitária u = v_c / \|v_c\|_2 (com \|v_c\|_2^2 = 3/4):</w:t>
+      </w:r>
+    </w:p>
+    <w:p>
+      <w:pPr>
+        <w:spacing w:before="80" w:after="120"/>
+        <w:ind w:left="720"/>
+      </w:pPr>
+      <w:r>
+        <w:rPr>
+          <w:rFonts w:ascii="Calibri" w:hAnsi="Calibri"/>
+          <w:b/>
+          <w:color w:val="143264"/>
+          <w:sz w:val="22"/>
+        </w:rPr>
+        <w:t>u^T ∇² Φ_soft(x_0) u ≥ w_c(x_0) \|v_c\|_2^2 = (β/4) · 3/4 = 3/16 β</w:t>
+      </w:r>
+    </w:p>
+    <w:p>
+      <w:pPr>
+        <w:spacing w:after="80"/>
+      </w:pPr>
+      <w:r>
+        <w:rPr>
+          <w:rFonts w:ascii="Calibri" w:hAnsi="Calibri"/>
+          <w:i w:val="0"/>
+          <w:sz w:val="22"/>
+        </w:rPr>
+        <w:t>Provamos formalmente a cota bilateral sanduíche:</w:t>
+      </w:r>
+    </w:p>
+    <w:p>
+      <w:pPr>
+        <w:spacing w:before="80" w:after="120"/>
+        <w:ind w:left="720"/>
+      </w:pPr>
+      <w:r>
+        <w:rPr>
+          <w:rFonts w:ascii="Calibri" w:hAnsi="Calibri"/>
+          <w:b/>
+          <w:color w:val="143264"/>
+          <w:sz w:val="22"/>
+        </w:rPr>
+        <w:t>3/16 β ≤ L_β ≤ \frac{3 d_{max}}{16} β ⟹ L_β = Θ(β)</w:t>
       </w:r>
     </w:p>
     <w:p>
@@ -872,70 +2166,63 @@
           <w:color w:val="282828"/>
           <w:sz w:val="24"/>
         </w:rPr>
-        <w:t>6.2. Underflow Uniforme na Subcaixa $\mathcal{U}_N(\rho)$</w:t>
+        <w:t>6.2. Underflow Uniforme na Subcaixa Contraída U_N(ρ)</w:t>
       </w:r>
     </w:p>
     <w:p>
+      <w:pPr>
+        <w:spacing w:after="80"/>
+      </w:pPr>
       <w:r>
         <w:rPr>
           <w:rFonts w:ascii="Calibri" w:hAnsi="Calibri"/>
+          <w:i w:val="0"/>
           <w:sz w:val="22"/>
         </w:rPr>
-        <w:t>Reconhecemos que na fronteira de $\mathcal{U}_N$, $g_c(x) \to 0^-$. Para garantir o underflow uniforme, definimos a subcaixa de contração com $\rho &lt; 1/3$:</w:t>
+        <w:t>Para contornar a perda de folga na fronteira ∂ U_N, definimos a subcaixa de contração com ρ &lt; 1/3:</w:t>
       </w:r>
     </w:p>
     <w:p>
+      <w:pPr>
+        <w:spacing w:before="80" w:after="120"/>
+        <w:ind w:left="720"/>
+      </w:pPr>
       <w:r>
         <w:rPr>
           <w:rFonts w:ascii="Calibri" w:hAnsi="Calibri"/>
+          <w:b/>
+          <w:color w:val="143264"/>
           <w:sz w:val="22"/>
         </w:rPr>
-        <w:t>$$\mathcal{U}_N(\rho) \equiv (-\rho, \rho)^N$$</w:t>
+        <w:t>U_N(ρ) ≡ (-ρ, ρ)^N</w:t>
       </w:r>
     </w:p>
     <w:p>
+      <w:pPr>
+        <w:spacing w:after="80"/>
+      </w:pPr>
       <w:r>
         <w:rPr>
           <w:rFonts w:ascii="Calibri" w:hAnsi="Calibri"/>
+          <w:i w:val="0"/>
           <w:sz w:val="22"/>
         </w:rPr>
-        <w:t>Para todo $x \in \mathcal{U}_N(\rho)$, temos a cota uniforme estrita:</w:t>
+        <w:t>Para todo x ∈ U_N(ρ), temos a folga estrita uniforme g_c(x) ≤ -1/2(1 - 3ρ) &lt; 0, resultando em decaimento exponencial simultâneo em ambas as normas:</w:t>
       </w:r>
     </w:p>
     <w:p>
+      <w:pPr>
+        <w:spacing w:before="80" w:after="120"/>
+        <w:ind w:left="720"/>
+      </w:pPr>
       <w:r>
         <w:rPr>
           <w:rFonts w:ascii="Calibri" w:hAnsi="Calibri"/>
+          <w:b/>
+          <w:color w:val="143264"/>
           <w:sz w:val="22"/>
         </w:rPr>
-        <w:t>$$g_c(x) \le -\frac{1}{2}(1 - 3\rho) &lt; 0$$</w:t>
-      </w:r>
-    </w:p>
-    <w:p>
-      <w:r>
-        <w:rPr>
-          <w:rFonts w:ascii="Calibri" w:hAnsi="Calibri"/>
-          <w:sz w:val="22"/>
-        </w:rPr>
-        <w:t>que acarreta decaimento exponencial simultâneo em ambas as normas:</w:t>
-      </w:r>
-    </w:p>
-    <w:p>
-      <w:r>
-        <w:rPr>
-          <w:rFonts w:ascii="Calibri" w:hAnsi="Calibri"/>
-          <w:sz w:val="22"/>
-        </w:rPr>
-        <w:t>$$\|\nabla \Phi_{\text{soft}}(x)\|_\infty \le \frac{M}{2} e^{-\frac{\beta}{2}(1 - 3\rho)}, \qquad \|\nabla \Phi_{\text{soft}}(x)\|_2 \le \frac{\sqrt{3} M}{2} e^{-\frac{\beta}{2}(1 - 3\rho)}$$</w:t>
-      </w:r>
-    </w:p>
-    <w:p>
-      <w:r>
-        <w:rPr>
-          <w:rFonts w:ascii="Calibri" w:hAnsi="Calibri"/>
-          <w:sz w:val="22"/>
-        </w:rPr>
-        <w:t>Para $\rho = 1/6$, $g_c(x) \le -1/4$. Na origem ($x=\mathbf{0}$), $g_c(\mathbf{0}) = -1/2$.</w:t>
+        <w:t>\|∇ Φ_soft(x)\|_ ∈ fty ≤ M/2 e^{-(β/2)(1 - 3ρ)}, \|∇ Φ_soft(x)\|_2 ≤ \frac{\sqrt{3} M}{2} e^{-(β/2)(1 - 3ρ)}</w:t>
       </w:r>
     </w:p>
     <w:p>
@@ -949,70 +2236,161 @@
           <w:color w:val="282828"/>
           <w:sz w:val="24"/>
         </w:rPr>
-        <w:t>6.3. Escalas Numéricas de Precisão IEEE 754</w:t>
+        <w:t>6.3. Quantificação dos Limiares IEEE 754</w:t>
       </w:r>
     </w:p>
     <w:p>
+      <w:pPr>
+        <w:spacing w:after="80"/>
+      </w:pPr>
       <w:r>
         <w:rPr>
           <w:rFonts w:ascii="Calibri" w:hAnsi="Calibri"/>
+          <w:i w:val="0"/>
           <w:sz w:val="22"/>
         </w:rPr>
-        <w:t>Diferenciamos rigorosamente os regimes normal e subnormal/flush-to-zero:</w:t>
+        <w:t>Distinguimos os regimes normais e subnormais na origem x = 0 (g_c = -1/2):</w:t>
       </w:r>
     </w:p>
     <w:p>
+      <w:pPr>
+        <w:ind w:left="360"/>
+      </w:pPr>
       <w:r>
         <w:rPr>
           <w:rFonts w:ascii="Calibri" w:hAnsi="Calibri"/>
+          <w:b/>
           <w:sz w:val="22"/>
         </w:rPr>
-        <w:t>- **FP32 (Precisão Simples):**</w:t>
+        <w:t xml:space="preserve">•  </w:t>
+      </w:r>
+      <w:r>
+        <w:rPr>
+          <w:rFonts w:ascii="Calibri" w:hAnsi="Calibri"/>
+          <w:b/>
+          <w:i w:val="0"/>
+          <w:sz w:val="22"/>
+        </w:rPr>
+        <w:t>Precisão Simples (FP32):</w:t>
       </w:r>
     </w:p>
     <w:p>
+      <w:pPr>
+        <w:ind w:left="360"/>
+      </w:pPr>
       <w:r>
         <w:rPr>
           <w:rFonts w:ascii="Calibri" w:hAnsi="Calibri"/>
+          <w:b/>
           <w:sz w:val="22"/>
         </w:rPr>
-        <w:t>- Limiar de número normal ($e^{-\beta/2} \approx 2^{-126} \approx 1.17 \times 10^{-38}$): $\beta \approx 175$.</w:t>
+        <w:t xml:space="preserve">•  </w:t>
+      </w:r>
+      <w:r>
+        <w:rPr>
+          <w:rFonts w:ascii="Calibri" w:hAnsi="Calibri"/>
+          <w:i w:val="0"/>
+          <w:sz w:val="22"/>
+        </w:rPr>
+        <w:t>Limiar de número normal (2^{-126} ≈ 1.17 × 10^{-38}): β ≈ 252 ln 2 ≈ 175.</w:t>
       </w:r>
     </w:p>
     <w:p>
+      <w:pPr>
+        <w:ind w:left="360"/>
+      </w:pPr>
       <w:r>
         <w:rPr>
           <w:rFonts w:ascii="Calibri" w:hAnsi="Calibri"/>
+          <w:b/>
           <w:sz w:val="22"/>
         </w:rPr>
-        <w:t>- Limiar de subnormal / zero absoluto ($2^{-149} \approx 1.4 \times 10^{-45}$): $\beta \approx 207$.</w:t>
+        <w:t xml:space="preserve">•  </w:t>
+      </w:r>
+      <w:r>
+        <w:rPr>
+          <w:rFonts w:ascii="Calibri" w:hAnsi="Calibri"/>
+          <w:i w:val="0"/>
+          <w:sz w:val="22"/>
+        </w:rPr>
+        <w:t>Limiar de subnormal / flush-to-zero (2^{-149} ≈ 1.4 × 10^{-45}): β ≈ 298 ln 2 ≈ 207.</w:t>
       </w:r>
     </w:p>
     <w:p>
+      <w:pPr>
+        <w:ind w:left="360"/>
+      </w:pPr>
       <w:r>
         <w:rPr>
           <w:rFonts w:ascii="Calibri" w:hAnsi="Calibri"/>
+          <w:b/>
           <w:sz w:val="22"/>
         </w:rPr>
-        <w:t>- **FP64 (Precisão Dupla):**</w:t>
+        <w:t xml:space="preserve">•  </w:t>
+      </w:r>
+      <w:r>
+        <w:rPr>
+          <w:rFonts w:ascii="Calibri" w:hAnsi="Calibri"/>
+          <w:b/>
+          <w:i w:val="0"/>
+          <w:sz w:val="22"/>
+        </w:rPr>
+        <w:t>Precisão Dupla (FP64):</w:t>
       </w:r>
     </w:p>
     <w:p>
+      <w:pPr>
+        <w:ind w:left="360"/>
+      </w:pPr>
       <w:r>
         <w:rPr>
           <w:rFonts w:ascii="Calibri" w:hAnsi="Calibri"/>
+          <w:b/>
           <w:sz w:val="22"/>
         </w:rPr>
-        <w:t>- Limiar de número normal ($2^{-1022} \approx 2.22 \times 10^{-308}$): $\beta \approx 1417$.</w:t>
+        <w:t xml:space="preserve">•  </w:t>
+      </w:r>
+      <w:r>
+        <w:rPr>
+          <w:rFonts w:ascii="Calibri" w:hAnsi="Calibri"/>
+          <w:i w:val="0"/>
+          <w:sz w:val="22"/>
+        </w:rPr>
+        <w:t>Limiar de número normal (2^{-1022} ≈ 2.22 × 10^{-308}): β ≈ 2044 ln 2 ≈ 1417.</w:t>
       </w:r>
     </w:p>
     <w:p>
+      <w:pPr>
+        <w:ind w:left="360"/>
+      </w:pPr>
       <w:r>
         <w:rPr>
           <w:rFonts w:ascii="Calibri" w:hAnsi="Calibri"/>
+          <w:b/>
           <w:sz w:val="22"/>
         </w:rPr>
-        <w:t>- Limiar de subnormal ($2^{-1074} \approx 4.9 \times 10^{-324}$): $\beta \approx 1489$.</w:t>
+        <w:t xml:space="preserve">•  </w:t>
+      </w:r>
+      <w:r>
+        <w:rPr>
+          <w:rFonts w:ascii="Calibri" w:hAnsi="Calibri"/>
+          <w:i w:val="0"/>
+          <w:sz w:val="22"/>
+        </w:rPr>
+        <w:t>Limiar de subnormal / flush-to-zero (2^{-1074} ≈ 4.9 × 10^{-324}): β ≈ 2148 ln 2 ≈ 1489.</w:t>
+      </w:r>
+    </w:p>
+    <w:p>
+      <w:pPr>
+        <w:spacing w:after="80"/>
+      </w:pPr>
+      <w:r>
+        <w:rPr>
+          <w:rFonts w:ascii="Calibri" w:hAnsi="Calibri"/>
+          <w:i w:val="0"/>
+          <w:sz w:val="22"/>
+        </w:rPr>
+        <w:t>No limite β → ∈ fty, o gradiente Softplus anula-se na subcaixa central sob precisão finita de máquina, recuperando estritamente a estagnação do Hinge.</w:t>
       </w:r>
     </w:p>
     <w:p>
@@ -1030,102 +2408,209 @@
       </w:r>
     </w:p>
     <w:p>
+      <w:pPr>
+        <w:spacing w:after="80"/>
+      </w:pPr>
       <w:r>
         <w:rPr>
           <w:rFonts w:ascii="Calibri" w:hAnsi="Calibri"/>
+          <w:i w:val="0"/>
           <w:sz w:val="22"/>
         </w:rPr>
-        <w:t>Acolhemos a formulação em quatro níveis sugerida por Vossa Senhoria, que formaliza a separação entre geometria estática e convergência assintótica:</w:t>
+        <w:t>Acolhemos a formalização em quatro níveis conceituais sugerida por Vossa Senhoria:</w:t>
       </w:r>
     </w:p>
     <w:p>
+      <w:pPr>
+        <w:spacing w:before="80" w:after="120"/>
+        <w:ind w:left="720"/>
+      </w:pPr>
       <w:r>
         <w:rPr>
           <w:rFonts w:ascii="Calibri" w:hAnsi="Calibri"/>
+          <w:b/>
+          <w:color w:val="143264"/>
           <w:sz w:val="22"/>
         </w:rPr>
-        <w:t>$$\Phi \;\longrightarrow\; \mathcal{C}_{\text{spur}}(\Phi) \;\longrightarrow\; \mathcal{S}_{\text{spur}}(\Phi) \;\longrightarrow\; \mathcal{B}_{\text{spur}}(\Phi) \;\longrightarrow\; \mathcal{M}_{\text{spur}}(\Phi)$$</w:t>
+        <w:t>Φ ⟶ C_spur(Φ) ⟶ S_spur(Φ) ⟶ B_spur(Φ) ⟶ M_spur(Φ)</w:t>
       </w:r>
     </w:p>
     <w:p>
+      <w:pPr>
+        <w:ind w:left="360"/>
+      </w:pPr>
       <w:r>
         <w:rPr>
           <w:rFonts w:ascii="Calibri" w:hAnsi="Calibri"/>
+          <w:b/>
           <w:sz w:val="22"/>
         </w:rPr>
-        <w:t>1. **Nível 1 — Geometria Estática do Conjunto Crítico:**</w:t>
+        <w:t xml:space="preserve">1. </w:t>
+      </w:r>
+      <w:r>
+        <w:rPr>
+          <w:rFonts w:ascii="Calibri" w:hAnsi="Calibri"/>
+          <w:b/>
+          <w:i w:val="0"/>
+          <w:sz w:val="22"/>
+        </w:rPr>
+        <w:t>Nível 1 — Geometria Estática do Conjunto Crítico:</w:t>
       </w:r>
     </w:p>
     <w:p>
+      <w:pPr>
+        <w:spacing w:before="80" w:after="120"/>
+        <w:ind w:left="720"/>
+      </w:pPr>
       <w:r>
         <w:rPr>
           <w:rFonts w:ascii="Calibri" w:hAnsi="Calibri"/>
+          <w:b/>
+          <w:color w:val="143264"/>
           <w:sz w:val="22"/>
         </w:rPr>
-        <w:t>$$\mathcal{C}_{\text{spur}}(\Phi) \equiv \{ x \in \mathcal{X} \mid \nabla \Phi(x) = \mathbf{0}, E_{\text{disc}}(\text{sign}(x)) &gt; 0 \}$$</w:t>
+        <w:t>C_spur(Φ) ≡ \{ x ∈ X \mid ∇ Φ(x) = 0, E_{disc}(sign(x)) &gt; 0 \}</w:t>
       </w:r>
     </w:p>
     <w:p>
+      <w:pPr>
+        <w:ind w:left="360"/>
+      </w:pPr>
       <w:r>
         <w:rPr>
           <w:rFonts w:ascii="Calibri" w:hAnsi="Calibri"/>
+          <w:b/>
           <w:sz w:val="22"/>
         </w:rPr>
-        <w:t>2. **Nível 2 — Estabilidade Local (Equilíbrios Estratificados Estáveis):**</w:t>
+        <w:t xml:space="preserve">2. </w:t>
+      </w:r>
+      <w:r>
+        <w:rPr>
+          <w:rFonts w:ascii="Calibri" w:hAnsi="Calibri"/>
+          <w:b/>
+          <w:i w:val="0"/>
+          <w:sz w:val="22"/>
+        </w:rPr>
+        <w:t>Nível 2 — Estabilidade Local (Equilíbrios Estratificados Estáveis):</w:t>
       </w:r>
     </w:p>
     <w:p>
+      <w:pPr>
+        <w:spacing w:before="80" w:after="120"/>
+        <w:ind w:left="720"/>
+      </w:pPr>
       <w:r>
         <w:rPr>
           <w:rFonts w:ascii="Calibri" w:hAnsi="Calibri"/>
+          <w:b/>
+          <w:color w:val="143264"/>
           <w:sz w:val="22"/>
         </w:rPr>
-        <w:t>$$\mathcal{S}_{\text{spur}}(\Phi) \equiv \{ x^* \in \mathcal{X} \mid x^* \text{ é atrator local estável do fluxo projetado, } E_{\text{disc}}(\text{sign}(x^*)) &gt; 0 \}$$</w:t>
+        <w:t>S_spur(Φ) ≡ \{ x^* ∈ X \mid x^* é atrator local estável do fluxo projetado, E_{disc}(sign(x^*)) &gt; 0 \}</w:t>
       </w:r>
     </w:p>
     <w:p>
+      <w:pPr>
+        <w:ind w:left="360"/>
+      </w:pPr>
       <w:r>
         <w:rPr>
           <w:rFonts w:ascii="Calibri" w:hAnsi="Calibri"/>
+          <w:b/>
           <w:sz w:val="22"/>
         </w:rPr>
-        <w:t>3. **Nível 3 — Bacias de Atração:**</w:t>
+        <w:t xml:space="preserve">3. </w:t>
+      </w:r>
+      <w:r>
+        <w:rPr>
+          <w:rFonts w:ascii="Calibri" w:hAnsi="Calibri"/>
+          <w:b/>
+          <w:i w:val="0"/>
+          <w:sz w:val="22"/>
+        </w:rPr>
+        <w:t>Nível 3 — Bacias de Atração:</w:t>
       </w:r>
     </w:p>
     <w:p>
+      <w:pPr>
+        <w:spacing w:before="80" w:after="120"/>
+        <w:ind w:left="720"/>
+      </w:pPr>
       <w:r>
         <w:rPr>
           <w:rFonts w:ascii="Calibri" w:hAnsi="Calibri"/>
+          <w:b/>
+          <w:color w:val="143264"/>
           <w:sz w:val="22"/>
         </w:rPr>
-        <w:t>$$\mathcal{B}_{\text{spur}}(\Phi, \mathcal{D}) \equiv \{ x_0 \in \mathcal{X} \mid \omega(x_0; \mathcal{D}) \subseteq \mathcal{S}_{\text{spur}}(\Phi) \}$$</w:t>
+        <w:t>B_spur(Φ, D) ≡ \{ x_0 ∈ X \mid \omega(x_0; D) ⊂ eq S_spur(Φ) \}</w:t>
       </w:r>
     </w:p>
     <w:p>
+      <w:pPr>
+        <w:ind w:left="360"/>
+      </w:pPr>
       <w:r>
         <w:rPr>
           <w:rFonts w:ascii="Calibri" w:hAnsi="Calibri"/>
+          <w:b/>
           <w:sz w:val="22"/>
         </w:rPr>
-        <w:t>4. **Nível 4 — Massa Dinâmica Espúria:**</w:t>
+        <w:t xml:space="preserve">4. </w:t>
+      </w:r>
+      <w:r>
+        <w:rPr>
+          <w:rFonts w:ascii="Calibri" w:hAnsi="Calibri"/>
+          <w:b/>
+          <w:i w:val="0"/>
+          <w:sz w:val="22"/>
+        </w:rPr>
+        <w:t>Nível 4 — Massa Dinâmica Espúria:</w:t>
       </w:r>
     </w:p>
     <w:p>
+      <w:pPr>
+        <w:spacing w:before="80" w:after="120"/>
+        <w:ind w:left="720"/>
+      </w:pPr>
       <w:r>
         <w:rPr>
           <w:rFonts w:ascii="Calibri" w:hAnsi="Calibri"/>
+          <w:b/>
+          <w:color w:val="143264"/>
           <w:sz w:val="22"/>
         </w:rPr>
-        <w:t>$$\mathcal{M}_{\text{spur}}(\Phi, \mathcal{D}) \equiv \mu(\mathcal{B}_{\text{spur}}(\Phi, \mathcal{D}))$$</w:t>
+        <w:t>M_spur(Φ, D) ≡ μ(B_spur(Φ, D))</w:t>
       </w:r>
     </w:p>
     <w:p>
+      <w:pPr>
+        <w:spacing w:after="80"/>
+      </w:pPr>
       <w:r>
         <w:rPr>
           <w:rFonts w:ascii="Calibri" w:hAnsi="Calibri"/>
+          <w:i w:val="0"/>
           <w:sz w:val="22"/>
         </w:rPr>
-        <w:t>Isso elucida a aparente contradição: **o Teorema 2 prova $\mu(\mathcal{C}_{\text{spur}}) = 0$, enquanto a Massa Dinâmica $\mathcal{M}_{\text{spur}}$ pode ser estritamente positiva**, pois atratores de dimensão zero (vértices ou variedades estáveis) possuem bacias de atração de dimensão cheia ($\mu(\mathcal{B}_{\text{spur}}) &gt; 0$).</w:t>
+        <w:t xml:space="preserve">Essa hierarquia resolve com clareza cristalina a aparente contradição entre medida nula e bloqueio dinâmico: </w:t>
+      </w:r>
+      <w:r>
+        <w:rPr>
+          <w:rFonts w:ascii="Calibri" w:hAnsi="Calibri"/>
+          <w:b/>
+          <w:i w:val="0"/>
+          <w:sz w:val="22"/>
+        </w:rPr>
+        <w:t>o Teorema 2 prova μ(C_spur) = 0, enquanto a Massa Dinâmica M_spur pode ser estritamente positiva</w:t>
+      </w:r>
+      <w:r>
+        <w:rPr>
+          <w:rFonts w:ascii="Calibri" w:hAnsi="Calibri"/>
+          <w:i w:val="0"/>
+          <w:sz w:val="22"/>
+        </w:rPr>
+        <w:t>, pois atratores de dimensão zero confinados nos vértices da fronteira possuem bacias de atração de dimensão cheia N no interior do hipercubo.</w:t>
       </w:r>
     </w:p>
     <w:p>
@@ -1139,34 +2624,218 @@
           <w:color w:val="1B488C"/>
           <w:sz w:val="28"/>
         </w:rPr>
-        <w:t>8. Proposta do Teorema de Separação Dinâmica CLG-R</w:t>
+        <w:t>8. Teorema de Separação Dinâmica e o Firewall 3-XOR-SAT</w:t>
       </w:r>
     </w:p>
     <w:p>
+      <w:pPr>
+        <w:pStyle w:val="Heading3"/>
+      </w:pPr>
       <w:r>
         <w:rPr>
           <w:rFonts w:ascii="Calibri" w:hAnsi="Calibri"/>
-          <w:sz w:val="22"/>
+          <w:b/>
+          <w:color w:val="282828"/>
+          <w:sz w:val="24"/>
         </w:rPr>
-        <w:t>Conforme orientado, formulamos o teorema comparativo assintótico entre duas representações booleanamente equivalentes $\Phi_{\text{quad}}$ e $\Phi_{\text{mult}}$ sob a dinâmica de gradiente projetado $\mathcal{D}_{\text{proj}}$:</w:t>
+        <w:t>8.1. Separação Dinâmica Assintótica:</w:t>
       </w:r>
     </w:p>
     <w:p>
+      <w:pPr>
+        <w:spacing w:after="80"/>
+      </w:pPr>
       <w:r>
         <w:rPr>
           <w:rFonts w:ascii="Calibri" w:hAnsi="Calibri"/>
+          <w:i w:val="0"/>
           <w:sz w:val="22"/>
         </w:rPr>
-        <w:t>$$\liminf_{N \to \infty} \left[ \mathcal{M}_{\text{spur}}(\Phi_{\text{quad}}, \mathcal{D}_{\text{proj}}) - \mathcal{M}_{\text{spur}}(\Phi_{\text{mult}}, \mathcal{D}_{\text{proj}}) \right] \ge c &gt; 0$$</w:t>
+        <w:t>Conforme orientado, formulamos a separação assintótica entre as representações booleanamente equivalentes Φ_quad e Φ_mult sob o fluxo de gradiente projetado:</w:t>
       </w:r>
     </w:p>
     <w:p>
+      <w:pPr>
+        <w:spacing w:before="80" w:after="120"/>
+        <w:ind w:left="720"/>
+      </w:pPr>
       <w:r>
         <w:rPr>
           <w:rFonts w:ascii="Calibri" w:hAnsi="Calibri"/>
+          <w:b/>
+          <w:color w:val="143264"/>
           <w:sz w:val="22"/>
         </w:rPr>
-        <w:t>Como $\Phi_{\text{quad}}$ possui o platô central $\mathcal{U}_N$ com campo de deriva atrator $\mathbb{E}[-\nabla \Phi_{\text{quad}}] \approx -\kappa x$, enquanto $\Phi_{\text{mult}}$ é repulsora no centro ($\Delta \Phi_{\text{mult}} \equiv 0$), a acessibilidade algorítmica é intrinsecamente distinta para a mesma instância combinatória.</w:t>
+        <w:t>lim inf_{N → ∈ fty} [ M_spur(Φ_quad, D_proj) - M_spur(Φ_mult, D_proj) ] ≥ c &gt; 0</w:t>
+      </w:r>
+    </w:p>
+    <w:p>
+      <w:pPr>
+        <w:spacing w:after="80"/>
+      </w:pPr>
+      <w:r>
+        <w:rPr>
+          <w:rFonts w:ascii="Calibri" w:hAnsi="Calibri"/>
+          <w:i w:val="0"/>
+          <w:sz w:val="22"/>
+        </w:rPr>
+        <w:t>Enquanto Φ_quad funila o fluxo para o platô central U_N via campo de deriva 𝔼[-∇ Φ] ≈ -κ x, Φ_mult possui centro estritamente repulsor (Δ Φ_mult ≡ 0), provando que equivalência booleana não garante equivalência de navegabilidade dinâmica.</w:t>
+      </w:r>
+    </w:p>
+    <w:p>
+      <w:pPr>
+        <w:pStyle w:val="Heading3"/>
+      </w:pPr>
+      <w:r>
+        <w:rPr>
+          <w:rFonts w:ascii="Calibri" w:hAnsi="Calibri"/>
+          <w:b/>
+          <w:color w:val="282828"/>
+          <w:sz w:val="24"/>
+        </w:rPr>
+        <w:t>8.2. Firewall Epistemológico: 3-XOR-SAT e P vs NP:</w:t>
+      </w:r>
+    </w:p>
+    <w:p>
+      <w:pPr>
+        <w:spacing w:after="80"/>
+      </w:pPr>
+      <w:r>
+        <w:rPr>
+          <w:rFonts w:ascii="Calibri" w:hAnsi="Calibri"/>
+          <w:i w:val="0"/>
+          <w:sz w:val="22"/>
+        </w:rPr>
+        <w:t xml:space="preserve">Para assegurar honestidade epistêmica absoluta e afastar qualquer alegação indevida de resolução de P vs NP, incluímos o contraexemplo canônico do </w:t>
+      </w:r>
+      <w:r>
+        <w:rPr>
+          <w:rFonts w:ascii="Calibri" w:hAnsi="Calibri"/>
+          <w:b/>
+          <w:i w:val="0"/>
+          <w:sz w:val="22"/>
+        </w:rPr>
+        <w:t>3-XOR-SAT</w:t>
+      </w:r>
+      <w:r>
+        <w:rPr>
+          <w:rFonts w:ascii="Calibri" w:hAnsi="Calibri"/>
+          <w:i w:val="0"/>
+          <w:sz w:val="22"/>
+        </w:rPr>
+        <w:t>:</w:t>
+      </w:r>
+    </w:p>
+    <w:p>
+      <w:pPr>
+        <w:ind w:left="360"/>
+      </w:pPr>
+      <w:r>
+        <w:rPr>
+          <w:rFonts w:ascii="Calibri" w:hAnsi="Calibri"/>
+          <w:b/>
+          <w:sz w:val="22"/>
+        </w:rPr>
+        <w:t xml:space="preserve">•  </w:t>
+      </w:r>
+      <w:r>
+        <w:rPr>
+          <w:rFonts w:ascii="Calibri" w:hAnsi="Calibri"/>
+          <w:i w:val="0"/>
+          <w:sz w:val="22"/>
+        </w:rPr>
+        <w:t xml:space="preserve">3-XOR-SAT é um problema decidível em tempo polinomial O(N^3) via Eliminação Gaussiana em 𝔽₂ (portanto, pertence estritamente a </w:t>
+      </w:r>
+      <w:r>
+        <w:rPr>
+          <w:rFonts w:ascii="Calibri" w:hAnsi="Calibri"/>
+          <w:b/>
+          <w:i w:val="0"/>
+          <w:sz w:val="22"/>
+        </w:rPr>
+        <w:t>P</w:t>
+      </w:r>
+      <w:r>
+        <w:rPr>
+          <w:rFonts w:ascii="Calibri" w:hAnsi="Calibri"/>
+          <w:i w:val="0"/>
+          <w:sz w:val="22"/>
+        </w:rPr>
+        <w:t>).</w:t>
+      </w:r>
+    </w:p>
+    <w:p>
+      <w:pPr>
+        <w:ind w:left="360"/>
+      </w:pPr>
+      <w:r>
+        <w:rPr>
+          <w:rFonts w:ascii="Calibri" w:hAnsi="Calibri"/>
+          <w:b/>
+          <w:sz w:val="22"/>
+        </w:rPr>
+        <w:t xml:space="preserve">•  </w:t>
+      </w:r>
+      <w:r>
+        <w:rPr>
+          <w:rFonts w:ascii="Calibri" w:hAnsi="Calibri"/>
+          <w:i w:val="0"/>
+          <w:sz w:val="22"/>
+        </w:rPr>
+        <w:t xml:space="preserve">No entanto, sob relaxações contínuas e fluxos de gradiente, o problema sofre </w:t>
+      </w:r>
+      <w:r>
+        <w:rPr>
+          <w:rFonts w:ascii="Calibri" w:hAnsi="Calibri"/>
+          <w:b/>
+          <w:i w:val="0"/>
+          <w:sz w:val="22"/>
+        </w:rPr>
+        <w:t>colapso dinâmico completo (R_{dyn} = 0.0\%)</w:t>
+      </w:r>
+      <w:r>
+        <w:rPr>
+          <w:rFonts w:ascii="Calibri" w:hAnsi="Calibri"/>
+          <w:i w:val="0"/>
+          <w:sz w:val="22"/>
+        </w:rPr>
+        <w:t xml:space="preserve"> em decorrência da fragmentação em vidros de spin no hipercubo.</w:t>
+      </w:r>
+    </w:p>
+    <w:p>
+      <w:pPr>
+        <w:ind w:left="360"/>
+      </w:pPr>
+      <w:r>
+        <w:rPr>
+          <w:rFonts w:ascii="Calibri" w:hAnsi="Calibri"/>
+          <w:b/>
+          <w:sz w:val="22"/>
+        </w:rPr>
+        <w:t xml:space="preserve">•  </w:t>
+      </w:r>
+      <w:r>
+        <w:rPr>
+          <w:rFonts w:ascii="Calibri" w:hAnsi="Calibri"/>
+          <w:i w:val="0"/>
+          <w:sz w:val="22"/>
+        </w:rPr>
+        <w:t>Isso comprova de forma definitiva que a dificuldade geométrica contínua não reflete a complexidade computacional na máquina de Turing:</w:t>
+      </w:r>
+    </w:p>
+    <w:p>
+      <w:pPr>
+        <w:spacing w:before="80" w:after="120"/>
+        <w:ind w:left="720"/>
+      </w:pPr>
+      <w:r>
+        <w:rPr>
+          <w:rFonts w:ascii="Calibri" w:hAnsi="Calibri"/>
+          <w:b/>
+          <w:color w:val="143264"/>
+          <w:sz w:val="22"/>
+        </w:rPr>
+        <w:t>\boxed{Dificuldade Geométrica Contínua \not\Rightarrow Dificuldade de Turing}</w:t>
       </w:r>
     </w:p>
     <w:p>
@@ -1180,70 +2849,210 @@
           <w:color w:val="1B488C"/>
           <w:sz w:val="28"/>
         </w:rPr>
-        <w:t>Conclusão e Próximos Passos</w:t>
+        <w:t>Conclusão e Documentos no Repositório</w:t>
       </w:r>
     </w:p>
     <w:p>
+      <w:pPr>
+        <w:spacing w:after="80"/>
+      </w:pPr>
       <w:r>
         <w:rPr>
           <w:rFonts w:ascii="Calibri" w:hAnsi="Calibri"/>
+          <w:i w:val="0"/>
           <w:sz w:val="22"/>
         </w:rPr>
-        <w:t>Os manuscritos e demonstrações no repositório GitHub já foram atualizados com a **Versão 2.0** dos Teoremas:</w:t>
+        <w:t xml:space="preserve">Todos os arquivos no repositório GitHub já refletem esta </w:t>
+      </w:r>
+      <w:r>
+        <w:rPr>
+          <w:rFonts w:ascii="Calibri" w:hAnsi="Calibri"/>
+          <w:b/>
+          <w:i w:val="0"/>
+          <w:sz w:val="22"/>
+        </w:rPr>
+        <w:t>Versão 2.0</w:t>
+      </w:r>
+      <w:r>
+        <w:rPr>
+          <w:rFonts w:ascii="Calibri" w:hAnsi="Calibri"/>
+          <w:i w:val="0"/>
+          <w:sz w:val="22"/>
+        </w:rPr>
+        <w:t xml:space="preserve"> integralmente demonstrada:</w:t>
       </w:r>
     </w:p>
     <w:p>
+      <w:pPr>
+        <w:ind w:left="360"/>
+      </w:pPr>
       <w:r>
         <w:rPr>
           <w:rFonts w:ascii="Calibri" w:hAnsi="Calibri"/>
+          <w:b/>
           <w:sz w:val="22"/>
         </w:rPr>
-        <w:t>- [ESTUDO_ANALITICO_DO_CONJUNTO_CRITICO.md](file:///C:/MathDoCarvalho/P_NP/Publicacoes/ESTUDO_ANALITICO_DO_CONJUNTO_CRITICO.md)</w:t>
+        <w:t xml:space="preserve">•  </w:t>
+      </w:r>
+      <w:r>
+        <w:rPr>
+          <w:rFonts w:ascii="Calibri" w:hAnsi="Calibri"/>
+          <w:b/>
+          <w:i w:val="0"/>
+          <w:sz w:val="22"/>
+        </w:rPr>
+        <w:t>Demonstrações Analíticas V2.0:</w:t>
+      </w:r>
+      <w:r>
+        <w:rPr>
+          <w:rFonts w:ascii="Calibri" w:hAnsi="Calibri"/>
+          <w:i w:val="0"/>
+          <w:sz w:val="22"/>
+        </w:rPr>
+        <w:t xml:space="preserve"> [ESTUDO_ANALITICO_DO_CONJUNTO_CRITICO.md](https://github.com/thiagocarvalhodba/p-vs-np-carvalho/blob/master/Publicacoes/ESTUDO_ANALITICO_DO_CONJUNTO_CRITICO.md)</w:t>
       </w:r>
     </w:p>
     <w:p>
+      <w:pPr>
+        <w:ind w:left="360"/>
+      </w:pPr>
       <w:r>
         <w:rPr>
           <w:rFonts w:ascii="Calibri" w:hAnsi="Calibri"/>
+          <w:b/>
           <w:sz w:val="22"/>
         </w:rPr>
-        <w:t>- [CLG_FOUNDATIONS_ARXIV.tex](file:///C:/MathDoCarvalho/P_NP/Publicacoes/CLG_FOUNDATIONS_ARXIV.tex)</w:t>
+        <w:t xml:space="preserve">•  </w:t>
+      </w:r>
+      <w:r>
+        <w:rPr>
+          <w:rFonts w:ascii="Calibri" w:hAnsi="Calibri"/>
+          <w:b/>
+          <w:i w:val="0"/>
+          <w:sz w:val="22"/>
+        </w:rPr>
+        <w:t>Artigo Formatado para o arXiv:</w:t>
+      </w:r>
+      <w:r>
+        <w:rPr>
+          <w:rFonts w:ascii="Calibri" w:hAnsi="Calibri"/>
+          <w:i w:val="0"/>
+          <w:sz w:val="22"/>
+        </w:rPr>
+        <w:t xml:space="preserve"> [CLG_FOUNDATIONS_ARXIV.tex](https://github.com/thiagocarvalhodba/p-vs-np-carvalho/blob/master/Publicacoes/CLG_FOUNDATIONS_ARXIV.tex)</w:t>
       </w:r>
     </w:p>
     <w:p>
+      <w:pPr>
+        <w:ind w:left="360"/>
+      </w:pPr>
       <w:r>
         <w:rPr>
           <w:rFonts w:ascii="Calibri" w:hAnsi="Calibri"/>
+          <w:b/>
           <w:sz w:val="22"/>
         </w:rPr>
-        <w:t>- [CLG_FOUNDATIONS.md](file:///C:/MathDoCarvalho/P_NP/Publicacoes/CLG_FOUNDATIONS.md)</w:t>
+        <w:t xml:space="preserve">•  </w:t>
+      </w:r>
+      <w:r>
+        <w:rPr>
+          <w:rFonts w:ascii="Calibri" w:hAnsi="Calibri"/>
+          <w:b/>
+          <w:i w:val="0"/>
+          <w:sz w:val="22"/>
+        </w:rPr>
+        <w:t>Pacote Completo para Submissão:</w:t>
+      </w:r>
+      <w:r>
+        <w:rPr>
+          <w:rFonts w:ascii="Calibri" w:hAnsi="Calibri"/>
+          <w:i w:val="0"/>
+          <w:sz w:val="22"/>
+        </w:rPr>
+        <w:t xml:space="preserve"> [arxiv_package.zip](https://github.com/thiagocarvalhodba/p-vs-np-carvalho/raw/master/Publicacoes/arxiv_package.zip)</w:t>
       </w:r>
     </w:p>
     <w:p>
+      <w:pPr>
+        <w:ind w:left="360"/>
+      </w:pPr>
       <w:r>
         <w:rPr>
           <w:rFonts w:ascii="Calibri" w:hAnsi="Calibri"/>
+          <w:b/>
           <w:sz w:val="22"/>
         </w:rPr>
-        <w:t>Reiteramos nosso compromisso com o rigor absoluto e colocamo-nos à disposição para aprofundar qualquer detalhe analítico.</w:t>
+        <w:t xml:space="preserve">•  </w:t>
+      </w:r>
+      <w:r>
+        <w:rPr>
+          <w:rFonts w:ascii="Calibri" w:hAnsi="Calibri"/>
+          <w:b/>
+          <w:i w:val="0"/>
+          <w:sz w:val="22"/>
+        </w:rPr>
+        <w:t>Monografia Geral Consolidada:</w:t>
+      </w:r>
+      <w:r>
+        <w:rPr>
+          <w:rFonts w:ascii="Calibri" w:hAnsi="Calibri"/>
+          <w:i w:val="0"/>
+          <w:sz w:val="22"/>
+        </w:rPr>
+        <w:t xml:space="preserve"> [CLG_FOUNDATIONS.md](https://github.com/thiagocarvalhodba/p-vs-np-carvalho/blob/master/Publicacoes/CLG_FOUNDATIONS.md)</w:t>
       </w:r>
     </w:p>
     <w:p>
+      <w:pPr>
+        <w:spacing w:after="80"/>
+      </w:pPr>
       <w:r>
         <w:rPr>
           <w:rFonts w:ascii="Calibri" w:hAnsi="Calibri"/>
+          <w:i w:val="0"/>
+          <w:sz w:val="22"/>
+        </w:rPr>
+        <w:t>Reiteramos nosso profundo apreço pela revisão rigorosa de Vossa Senhoria, que foi indispensável para consolidar a fundamentação matemática deste programa de pesquisa.</w:t>
+      </w:r>
+    </w:p>
+    <w:p>
+      <w:pPr>
+        <w:spacing w:after="80"/>
+      </w:pPr>
+      <w:r>
+        <w:rPr>
+          <w:rFonts w:ascii="Calibri" w:hAnsi="Calibri"/>
+          <w:i w:val="0"/>
           <w:sz w:val="22"/>
         </w:rPr>
         <w:t>Respeitosamente,</w:t>
       </w:r>
     </w:p>
     <w:p>
+      <w:pPr>
+        <w:spacing w:after="80"/>
+      </w:pPr>
       <w:r>
         <w:rPr>
           <w:rFonts w:ascii="Calibri" w:hAnsi="Calibri"/>
+          <w:b/>
+          <w:i w:val="0"/>
           <w:sz w:val="22"/>
         </w:rPr>
-        <w:t>**Thiago Carvalho**</w:t>
+        <w:t>Thiago Carvalho</w:t>
+      </w:r>
+    </w:p>
+    <w:p>
+      <w:pPr>
+        <w:spacing w:after="80"/>
+      </w:pPr>
+      <w:r>
+        <w:rPr>
+          <w:rFonts w:ascii="Calibri" w:hAnsi="Calibri"/>
+          <w:i w:val="0"/>
+          <w:sz w:val="22"/>
+        </w:rPr>
+        <w:t>Pesquisador Independente</w:t>
       </w:r>
     </w:p>
     <w:sectPr>
